--- a/data/outputs/v2/Physics/SS3.4_Electrostatics/Physics_Electrostatics_FinalExplanation.docx
+++ b/data/outputs/v2/Physics/SS3.4_Electrostatics/Physics_Electrostatics_FinalExplanation.docx
@@ -38,6 +38,177 @@
           <w:szCs w:val="22"/>
         </w:rPr>
         <w:t xml:space="preserve">Student Assessment Document</w:t>
+      </w:r>
+    </w:p>
+    <w:p>
+      <w:pPr>
+        <w:spacing w:after="80" w:before="120"/>
+      </w:pPr>
+      <w:r>
+        <w:rPr>
+          <w:rFonts w:ascii="Arial" w:cs="Arial" w:eastAsia="Arial" w:hAnsi="Arial"/>
+          <w:b/>
+          <w:bCs/>
+          <w:color w:val="1F3864"/>
+          <w:sz w:val="20"/>
+          <w:szCs w:val="20"/>
+        </w:rPr>
+        <w:t xml:space="preserve">ATTRIBUTION AND LICENSING</w:t>
+      </w:r>
+    </w:p>
+    <w:p>
+      <w:pPr>
+        <w:spacing w:after="60" w:before="0"/>
+      </w:pPr>
+      <w:r>
+        <w:rPr>
+          <w:rFonts w:ascii="Arial" w:cs="Arial" w:eastAsia="Arial" w:hAnsi="Arial"/>
+          <w:b/>
+          <w:bCs/>
+          <w:sz w:val="17"/>
+          <w:szCs w:val="17"/>
+        </w:rPr>
+        <w:t xml:space="preserve">Curriculum Alignment: </w:t>
+      </w:r>
+      <w:r>
+        <w:rPr>
+          <w:rFonts w:ascii="Arial" w:cs="Arial" w:eastAsia="Arial" w:hAnsi="Arial"/>
+          <w:sz w:val="17"/>
+          <w:szCs w:val="17"/>
+        </w:rPr>
+        <w:t xml:space="preserve">Structured in pedagogical alignment with the competence-based curriculum format and learning outcomes established by the Kenya Institute of Curriculum Development (KICD). This material is independently developed and is not officially endorsed or published by KICD.</w:t>
+      </w:r>
+    </w:p>
+    <w:p>
+      <w:pPr>
+        <w:spacing w:after="60" w:before="0"/>
+      </w:pPr>
+      <w:r>
+        <w:rPr>
+          <w:rFonts w:ascii="Arial" w:cs="Arial" w:eastAsia="Arial" w:hAnsi="Arial"/>
+          <w:b/>
+          <w:bCs/>
+          <w:sz w:val="17"/>
+          <w:szCs w:val="17"/>
+        </w:rPr>
+        <w:t xml:space="preserve">Content &amp; Pedagogy: </w:t>
+      </w:r>
+      <w:r>
+        <w:rPr>
+          <w:rFonts w:ascii="Arial" w:cs="Arial" w:eastAsia="Arial" w:hAnsi="Arial"/>
+          <w:sz w:val="17"/>
+          <w:szCs w:val="17"/>
+        </w:rPr>
+        <w:t xml:space="preserve">Developed and adapted by the educator team at SeaVuria (registered 501(c)(3) in the United States and registered NGO in Kenya, No. 872-850A-BF11), who designed the pedagogical framework, lesson templates and exemplar lessons on which this material is based.</w:t>
+      </w:r>
+    </w:p>
+    <w:p>
+      <w:pPr>
+        <w:spacing w:after="60" w:before="0"/>
+      </w:pPr>
+      <w:r>
+        <w:rPr>
+          <w:rFonts w:ascii="Arial" w:cs="Arial" w:eastAsia="Arial" w:hAnsi="Arial"/>
+          <w:b/>
+          <w:bCs/>
+          <w:sz w:val="17"/>
+          <w:szCs w:val="17"/>
+        </w:rPr>
+        <w:t xml:space="preserve">Production &amp; Layout: </w:t>
+      </w:r>
+      <w:r>
+        <w:rPr>
+          <w:rFonts w:ascii="Arial" w:cs="Arial" w:eastAsia="Arial" w:hAnsi="Arial"/>
+          <w:sz w:val="17"/>
+          <w:szCs w:val="17"/>
+        </w:rPr>
+        <w:t xml:space="preserve">Educational design and curriculum sequencing by SeaVuria. Technical layout, structural formatting, and digital optimization/implementation executed in partnership with ARES Education (registered 501(c)(3) in the United States and Canada (as Afretech Aid) and registered NGO in Kenya), with lesson drafting and compilation assisted by AI (Claude, Anthropic).</w:t>
+      </w:r>
+    </w:p>
+    <w:p>
+      <w:pPr>
+        <w:pBdr>
+          <w:bottom w:val="single" w:color="1F3864" w:sz="6" w:space="6"/>
+        </w:pBdr>
+        <w:spacing w:after="60" w:before="0"/>
+      </w:pPr>
+      <w:r>
+        <w:rPr>
+          <w:rFonts w:ascii="Arial" w:cs="Arial" w:eastAsia="Arial" w:hAnsi="Arial"/>
+          <w:b/>
+          <w:bCs/>
+          <w:sz w:val="17"/>
+          <w:szCs w:val="17"/>
+        </w:rPr>
+        <w:t xml:space="preserve">Licensing &amp; Copyright: </w:t>
+      </w:r>
+      <w:r>
+        <w:rPr>
+          <w:rFonts w:ascii="Arial" w:cs="Arial" w:eastAsia="Arial" w:hAnsi="Arial"/>
+          <w:sz w:val="17"/>
+          <w:szCs w:val="17"/>
+        </w:rPr>
+        <w:t xml:space="preserve">© 2026 SeaVuria and ARES. This work is licensed under a </w:t>
+      </w:r>
+      <w:hyperlink w:history="1" r:id="rIdxursjnzkwq0iqaiuhoofd">
+        <w:r>
+          <w:rPr>
+            <w:rFonts w:ascii="Arial" w:cs="Arial" w:eastAsia="Arial" w:hAnsi="Arial"/>
+            <w:color w:val="1F6B75"/>
+            <w:sz w:val="17"/>
+            <w:szCs w:val="17"/>
+            <w:u w:val="single" w:color="1F6B75"/>
+          </w:rPr>
+          <w:t xml:space="preserve">Creative Commons Attribution-NonCommercial 4.0 International License</w:t>
+        </w:r>
+      </w:hyperlink>
+      <w:r>
+        <w:rPr>
+          <w:rFonts w:ascii="Arial" w:cs="Arial" w:eastAsia="Arial" w:hAnsi="Arial"/>
+          <w:sz w:val="17"/>
+          <w:szCs w:val="17"/>
+        </w:rPr>
+        <w:t xml:space="preserve"> (</w:t>
+      </w:r>
+      <w:hyperlink w:history="1" r:id="rIdkynpetqqvvoahg1hsrqy0">
+        <w:r>
+          <w:rPr>
+            <w:rFonts w:ascii="Arial" w:cs="Arial" w:eastAsia="Arial" w:hAnsi="Arial"/>
+            <w:color w:val="1F6B75"/>
+            <w:sz w:val="17"/>
+            <w:szCs w:val="17"/>
+            <w:u w:val="single" w:color="1F6B75"/>
+          </w:rPr>
+          <w:t xml:space="preserve">CC BY-NC 4.0</w:t>
+        </w:r>
+      </w:hyperlink>
+      <w:r>
+        <w:rPr>
+          <w:rFonts w:ascii="Arial" w:cs="Arial" w:eastAsia="Arial" w:hAnsi="Arial"/>
+          <w:sz w:val="17"/>
+          <w:szCs w:val="17"/>
+        </w:rPr>
+        <w:t xml:space="preserve">). To view a copy of this license, visit </w:t>
+      </w:r>
+      <w:hyperlink w:history="1" r:id="rIdxuzicgxlaso2qjfen9eeb">
+        <w:r>
+          <w:rPr>
+            <w:rFonts w:ascii="Arial" w:cs="Arial" w:eastAsia="Arial" w:hAnsi="Arial"/>
+            <w:color w:val="1F6B75"/>
+            <w:sz w:val="17"/>
+            <w:szCs w:val="17"/>
+            <w:u w:val="single" w:color="1F6B75"/>
+          </w:rPr>
+          <w:t xml:space="preserve">https://creativecommons.org/licenses/by-nc/4.0/</w:t>
+        </w:r>
+      </w:hyperlink>
+      <w:r>
+        <w:rPr>
+          <w:rFonts w:ascii="Arial" w:cs="Arial" w:eastAsia="Arial" w:hAnsi="Arial"/>
+          <w:sz w:val="17"/>
+          <w:szCs w:val="17"/>
+        </w:rPr>
+        <w:t xml:space="preserve">. You are free to copy, redistribute, and adapt this material in any medium or format, provided appropriate credit is given and the material is not used for commercial purposes. KICD learning outcomes and curriculum designations reproduced here for alignment purposes remain the property of KICD and are not covered by this license. Linked external resources (e.g. CK-12, Khan Academy, PhET) are subject to their own licenses.</w:t>
       </w:r>
     </w:p>
     <w:p>

--- a/data/outputs/v2/Physics/SS3.4_Electrostatics/Physics_Electrostatics_FinalExplanation.docx
+++ b/data/outputs/v2/Physics/SS3.4_Electrostatics/Physics_Electrostatics_FinalExplanation.docx
@@ -95,7 +95,7 @@
                 <w:sz w:val="22"/>
                 <w:szCs w:val="22"/>
               </w:rPr>
-              <w:t xml:space="preserve">FINAL EXPLANATION: PHYSICS GRADE 10 – SUB-STRAND 3.4: ELECTROSTATICS</w:t>
+              <w:t xml:space="preserve">FINAL EXPLANATION: PHYSICS GRADE 10 – ELECTROSTATICS (3.4) – FINAL EXPLANATION</w:t>
             </w:r>
           </w:p>
         </w:tc>
@@ -422,259 +422,7 @@
                 <w:sz w:val="18"/>
                 <w:szCs w:val="18"/>
               </w:rPr>
-              <w:t xml:space="preserve">FINAL EXPLANATION ASSESSMENT — STUDENT TASK</w:t>
-            </w:r>
-          </w:p>
-          <w:p>
-            <w:pPr>
-              <w:spacing w:after="40" w:before="0"/>
-              <w:jc w:val="left"/>
-            </w:pPr>
-            <w:r>
-              <w:rPr>
-                <w:rFonts w:ascii="Arial" w:cs="Arial" w:eastAsia="Arial" w:hAnsi="Arial"/>
-                <w:b w:val="false"/>
-                <w:bCs w:val="false"/>
-                <w:i w:val="false"/>
-                <w:iCs w:val="false"/>
-                <w:color w:val="000000"/>
-                <w:sz w:val="18"/>
-                <w:szCs w:val="18"/>
-              </w:rPr>
-              <w:t xml:space="preserve"/>
-            </w:r>
-          </w:p>
-          <w:p>
-            <w:pPr>
-              <w:spacing w:after="40" w:before="0"/>
-              <w:jc w:val="left"/>
-            </w:pPr>
-            <w:r>
-              <w:rPr>
-                <w:rFonts w:ascii="Arial" w:cs="Arial" w:eastAsia="Arial" w:hAnsi="Arial"/>
-                <w:b w:val="false"/>
-                <w:bCs w:val="false"/>
-                <w:i w:val="false"/>
-                <w:iCs w:val="false"/>
-                <w:color w:val="000000"/>
-                <w:sz w:val="18"/>
-                <w:szCs w:val="18"/>
-              </w:rPr>
-              <w:t xml:space="preserve">Driving Question: How do invisible electric charges build up, exert forces across empty space, and store energy — and how can we harness these abilities to protect communities and power technology in Kenya?</w:t>
-            </w:r>
-          </w:p>
-          <w:p>
-            <w:pPr>
-              <w:spacing w:after="40" w:before="0"/>
-              <w:jc w:val="left"/>
-            </w:pPr>
-            <w:r>
-              <w:rPr>
-                <w:rFonts w:ascii="Arial" w:cs="Arial" w:eastAsia="Arial" w:hAnsi="Arial"/>
-                <w:b w:val="false"/>
-                <w:bCs w:val="false"/>
-                <w:i w:val="false"/>
-                <w:iCs w:val="false"/>
-                <w:color w:val="000000"/>
-                <w:sz w:val="18"/>
-                <w:szCs w:val="18"/>
-              </w:rPr>
-              <w:t xml:space="preserve"/>
-            </w:r>
-          </w:p>
-          <w:p>
-            <w:pPr>
-              <w:spacing w:after="40" w:before="0"/>
-              <w:jc w:val="left"/>
-            </w:pPr>
-            <w:r>
-              <w:rPr>
-                <w:rFonts w:ascii="Arial" w:cs="Arial" w:eastAsia="Arial" w:hAnsi="Arial"/>
-                <w:b w:val="false"/>
-                <w:bCs w:val="false"/>
-                <w:i w:val="false"/>
-                <w:iCs w:val="false"/>
-                <w:color w:val="000000"/>
-                <w:sz w:val="18"/>
-                <w:szCs w:val="18"/>
-              </w:rPr>
-              <w:t xml:space="preserve">YOUR TASK: Write your Final Explanation to answer the driving question completely. Use the five sections below as your guide. For each section, read the prompt carefully, study the exemplar response, and then write your own answer in your own words.</w:t>
-            </w:r>
-          </w:p>
-          <w:p>
-            <w:pPr>
-              <w:spacing w:after="40" w:before="0"/>
-              <w:jc w:val="left"/>
-            </w:pPr>
-            <w:r>
-              <w:rPr>
-                <w:rFonts w:ascii="Arial" w:cs="Arial" w:eastAsia="Arial" w:hAnsi="Arial"/>
-                <w:b w:val="false"/>
-                <w:bCs w:val="false"/>
-                <w:i w:val="false"/>
-                <w:iCs w:val="false"/>
-                <w:color w:val="000000"/>
-                <w:sz w:val="18"/>
-                <w:szCs w:val="18"/>
-              </w:rPr>
-              <w:t xml:space="preserve"/>
-            </w:r>
-          </w:p>
-          <w:p>
-            <w:pPr>
-              <w:spacing w:after="40" w:before="0"/>
-              <w:jc w:val="left"/>
-            </w:pPr>
-            <w:r>
-              <w:rPr>
-                <w:rFonts w:ascii="Arial" w:cs="Arial" w:eastAsia="Arial" w:hAnsi="Arial"/>
-                <w:b w:val="false"/>
-                <w:bCs w:val="false"/>
-                <w:i w:val="false"/>
-                <w:iCs w:val="false"/>
-                <w:color w:val="000000"/>
-                <w:sz w:val="18"/>
-                <w:szCs w:val="18"/>
-              </w:rPr>
-              <w:t xml:space="preserve">A strong Final Explanation does ALL of the following:</w:t>
-            </w:r>
-          </w:p>
-          <w:p>
-            <w:pPr>
-              <w:spacing w:after="30" w:before="0"/>
-              <w:ind w:left="360" w:hanging="180"/>
-              <w:jc w:val="left"/>
-            </w:pPr>
-            <w:r>
-              <w:rPr>
-                <w:rFonts w:ascii="Arial" w:cs="Arial" w:eastAsia="Arial" w:hAnsi="Arial"/>
-                <w:b w:val="false"/>
-                <w:bCs w:val="false"/>
-                <w:i w:val="false"/>
-                <w:iCs w:val="false"/>
-                <w:color w:val="000000"/>
-                <w:sz w:val="18"/>
-                <w:szCs w:val="18"/>
-              </w:rPr>
-              <w:t xml:space="preserve">–  Refers back to the anchoring phenomenon — the lightning strike at Ol Kalou Market in Nyandarua County.</w:t>
-            </w:r>
-          </w:p>
-          <w:p>
-            <w:pPr>
-              <w:spacing w:after="30" w:before="0"/>
-              <w:ind w:left="360" w:hanging="180"/>
-              <w:jc w:val="left"/>
-            </w:pPr>
-            <w:r>
-              <w:rPr>
-                <w:rFonts w:ascii="Arial" w:cs="Arial" w:eastAsia="Arial" w:hAnsi="Arial"/>
-                <w:b w:val="false"/>
-                <w:bCs w:val="false"/>
-                <w:i w:val="false"/>
-                <w:iCs w:val="false"/>
-                <w:color w:val="000000"/>
-                <w:sz w:val="18"/>
-                <w:szCs w:val="18"/>
-              </w:rPr>
-              <w:t xml:space="preserve">–  Uses correct Physics vocabulary in every section.</w:t>
-            </w:r>
-          </w:p>
-          <w:p>
-            <w:pPr>
-              <w:spacing w:after="30" w:before="0"/>
-              <w:ind w:left="360" w:hanging="180"/>
-              <w:jc w:val="left"/>
-            </w:pPr>
-            <w:r>
-              <w:rPr>
-                <w:rFonts w:ascii="Arial" w:cs="Arial" w:eastAsia="Arial" w:hAnsi="Arial"/>
-                <w:b w:val="false"/>
-                <w:bCs w:val="false"/>
-                <w:i w:val="false"/>
-                <w:iCs w:val="false"/>
-                <w:color w:val="000000"/>
-                <w:sz w:val="18"/>
-                <w:szCs w:val="18"/>
-              </w:rPr>
-              <w:t xml:space="preserve">–  Connects evidence from lessons, practicals, and observations to your reasoning.</w:t>
-            </w:r>
-          </w:p>
-          <w:p>
-            <w:pPr>
-              <w:spacing w:after="30" w:before="0"/>
-              <w:ind w:left="360" w:hanging="180"/>
-              <w:jc w:val="left"/>
-            </w:pPr>
-            <w:r>
-              <w:rPr>
-                <w:rFonts w:ascii="Arial" w:cs="Arial" w:eastAsia="Arial" w:hAnsi="Arial"/>
-                <w:b w:val="false"/>
-                <w:bCs w:val="false"/>
-                <w:i w:val="false"/>
-                <w:iCs w:val="false"/>
-                <w:color w:val="000000"/>
-                <w:sz w:val="18"/>
-                <w:szCs w:val="18"/>
-              </w:rPr>
-              <w:t xml:space="preserve">–  Explains not just WHAT happened but WHY and HOW — using atomic-level thinking.</w:t>
-            </w:r>
-          </w:p>
-          <w:p>
-            <w:pPr>
-              <w:spacing w:after="30" w:before="0"/>
-              <w:ind w:left="360" w:hanging="180"/>
-              <w:jc w:val="left"/>
-            </w:pPr>
-            <w:r>
-              <w:rPr>
-                <w:rFonts w:ascii="Arial" w:cs="Arial" w:eastAsia="Arial" w:hAnsi="Arial"/>
-                <w:b w:val="false"/>
-                <w:bCs w:val="false"/>
-                <w:i w:val="false"/>
-                <w:iCs w:val="false"/>
-                <w:color w:val="000000"/>
-                <w:sz w:val="18"/>
-                <w:szCs w:val="18"/>
-              </w:rPr>
-              <w:t xml:space="preserve">–  Shows how electrostatics concepts apply to real Kenyan contexts (lightning conductors, technology, community safety).</w:t>
-            </w:r>
-          </w:p>
-          <w:p>
-            <w:pPr>
-              <w:spacing w:after="40" w:before="0"/>
-              <w:jc w:val="left"/>
-            </w:pPr>
-            <w:r>
-              <w:rPr>
-                <w:rFonts w:ascii="Arial" w:cs="Arial" w:eastAsia="Arial" w:hAnsi="Arial"/>
-                <w:b w:val="false"/>
-                <w:bCs w:val="false"/>
-                <w:i w:val="false"/>
-                <w:iCs w:val="false"/>
-                <w:color w:val="000000"/>
-                <w:sz w:val="18"/>
-                <w:szCs w:val="18"/>
-              </w:rPr>
-              <w:t xml:space="preserve"/>
-            </w:r>
-          </w:p>
-          <w:p>
-            <w:pPr>
-              <w:spacing w:after="40" w:before="0"/>
-              <w:jc w:val="left"/>
-            </w:pPr>
-            <w:r>
-              <w:rPr>
-                <w:rFonts w:ascii="Arial" w:cs="Arial" w:eastAsia="Arial" w:hAnsi="Arial"/>
-                <w:b w:val="false"/>
-                <w:bCs w:val="false"/>
-                <w:i w:val="false"/>
-                <w:iCs w:val="false"/>
-                <w:color w:val="000000"/>
-                <w:sz w:val="18"/>
-                <w:szCs w:val="18"/>
-              </w:rPr>
-              <w:t xml:space="preserve">Before you write, ask yourself: "If a trader at Ol Kalou Market asked me to explain everything that happened during that storm, could I answer clearly and completely?" Your Final Explanation should be your best, most complete answer to that question.</w:t>
+              <w:t xml:space="preserve">Driving Question: How do invisible electric charges build up, exert forces across empty space, and store energy, and how can we harness these abilities to protect communities and power technology in Kenya? In this Final Explanation you will use evidence from all nine lessons to explain the lightning strike at Ol Kalou Market. Write in your own words, in full sentences, in the space under each prompt. Use evidence from the experiments you did (balloons, combs, electroscopes, the foil capacitor) and name the physics ideas you use. Include labelled diagrams or equations where they help. Refer back to the Ol Kalou market stall, the wooden stall and the lightning conductor on the district offices in every section.</w:t>
             </w:r>
           </w:p>
         </w:tc>
@@ -702,14 +450,12 @@
         <w:tblLayout w:type="fixed"/>
       </w:tblPr>
       <w:tblGrid>
-        <w:gridCol w:w="3000"/>
-        <w:gridCol w:w="10680"/>
+        <w:gridCol w:w="13680"/>
       </w:tblGrid>
       <w:tr>
         <w:tc>
           <w:tcPr>
             <w:tcW w:type="dxa" w:w="13680"/>
-            <w:gridSpan w:val="2"/>
             <w:shd w:fill="1F3864" w:color="auto" w:val="clear"/>
             <w:tcMar>
               <w:top w:type="dxa" w:w="60"/>
@@ -735,15 +481,15 @@
                 <w:sz w:val="22"/>
                 <w:szCs w:val="22"/>
               </w:rPr>
-              <w:t xml:space="preserve">Section 1 — Introduction: What Puzzled Me and What I Now Understand</w:t>
-            </w:r>
-          </w:p>
-        </w:tc>
-      </w:tr>
-      <w:tr>
-        <w:tc>
-          <w:tcPr>
-            <w:tcW w:type="dxa" w:w="3000"/>
+              <w:t xml:space="preserve">Part 1: How Charge Builds Up and Behaves on Different Materials</w:t>
+            </w:r>
+          </w:p>
+        </w:tc>
+      </w:tr>
+      <w:tr>
+        <w:tc>
+          <w:tcPr>
+            <w:tcW w:type="dxa" w:w="13680"/>
             <w:shd w:fill="D9EEF1" w:color="auto" w:val="clear"/>
             <w:tcMar>
               <w:top w:type="dxa" w:w="60"/>
@@ -769,13 +515,18 @@
                 <w:sz w:val="18"/>
                 <w:szCs w:val="18"/>
               </w:rPr>
-              <w:t xml:space="preserve">Describe the anchoring phenomenon — the lightning strike at Ol Kalou Market — and explain what puzzled you at the start of the unit. What questions could you NOT answer then? Then summarise, in your own words, what you now understand after nine lessons. Do not fully explain your ideas yet — save the details for Sections 2–5. This section sets the stage for everything that follows.</w:t>
-            </w:r>
-          </w:p>
-        </w:tc>
-        <w:tc>
-          <w:tcPr>
-            <w:tcW w:type="dxa" w:w="10680"/>
+              <w:t xml:space="preserve">Before the strike, the traders at Ol Kalou saw their arm hairs stand on end and heard their transistor radio crackle. (a) Using what you know about atoms, explain how objects become electrically charged and what the two types of charge are. (b) State the law of charges and use it to explain why the traders' arm hairs stood on end. (c) Use the idea of conductors and insulators to explain why the iron-roofed stall was struck but the wooden stall next to it was untouched. Support your answer with evidence from your friction and conductivity tests.</w:t>
+            </w:r>
+          </w:p>
+        </w:tc>
+      </w:tr>
+      <w:tr>
+        <w:trPr>
+          <w:trHeight w:val="4200" w:hRule="atLeast"/>
+        </w:trPr>
+        <w:tc>
+          <w:tcPr>
+            <w:tcW w:type="dxa" w:w="13680"/>
             <w:shd w:fill="FFFFFF" w:color="auto" w:val="clear"/>
             <w:tcMar>
               <w:top w:type="dxa" w:w="60"/>
@@ -795,89 +546,13 @@
                 <w:rFonts w:ascii="Arial" w:cs="Arial" w:eastAsia="Arial" w:hAnsi="Arial"/>
                 <w:b w:val="false"/>
                 <w:bCs w:val="false"/>
-                <w:i w:val="false"/>
-                <w:iCs w:val="false"/>
-                <w:color w:val="000000"/>
-                <w:sz w:val="18"/>
-                <w:szCs w:val="18"/>
-              </w:rPr>
-              <w:t xml:space="preserve">At the beginning of this unit, I watched a video reconstruction of a lightning strike at Ol Kalou Market in Nyandarua County. A bolt of lightning hit a metal-roofed market stall, leaving a scorch mark and melting a section of iron sheet. The wooden stall right next to it was completely untouched. Traders described the hairs on their arms standing on end just before the strike, and a nearby transistor radio crackled with static. Thirty metres away, a pointed metal lightning conductor on the district offices directed the discharge safely into the ground — no damage at all.</w:t>
-            </w:r>
-          </w:p>
-          <w:p>
-            <w:pPr>
-              <w:spacing w:after="40" w:before="0"/>
-              <w:jc w:val="left"/>
-            </w:pPr>
-            <w:r>
-              <w:rPr>
-                <w:rFonts w:ascii="Arial" w:cs="Arial" w:eastAsia="Arial" w:hAnsi="Arial"/>
-                <w:b w:val="false"/>
-                <w:bCs w:val="false"/>
-                <w:i w:val="false"/>
-                <w:iCs w:val="false"/>
-                <w:color w:val="000000"/>
-                <w:sz w:val="18"/>
-                <w:szCs w:val="18"/>
-              </w:rPr>
-              <w:t xml:space="preserve"/>
-            </w:r>
-          </w:p>
-          <w:p>
-            <w:pPr>
-              <w:spacing w:after="40" w:before="0"/>
-              <w:jc w:val="left"/>
-            </w:pPr>
-            <w:r>
-              <w:rPr>
-                <w:rFonts w:ascii="Arial" w:cs="Arial" w:eastAsia="Arial" w:hAnsi="Arial"/>
-                <w:b w:val="false"/>
-                <w:bCs w:val="false"/>
-                <w:i w:val="false"/>
-                <w:iCs w:val="false"/>
-                <w:color w:val="000000"/>
-                <w:sz w:val="18"/>
-                <w:szCs w:val="18"/>
-              </w:rPr>
-              <w:t xml:space="preserve">At first, I was full of questions I could not answer. What invisible 'thing' built up in the storm cloud and in the iron roof? Why did the wooden stall survive when it was so close? How did the lightning conductor 'know' where to send the charge? Why did the radio crackle before any visible lightning appeared?</w:t>
-            </w:r>
-          </w:p>
-          <w:p>
-            <w:pPr>
-              <w:spacing w:after="40" w:before="0"/>
-              <w:jc w:val="left"/>
-            </w:pPr>
-            <w:r>
-              <w:rPr>
-                <w:rFonts w:ascii="Arial" w:cs="Arial" w:eastAsia="Arial" w:hAnsi="Arial"/>
-                <w:b w:val="false"/>
-                <w:bCs w:val="false"/>
-                <w:i w:val="false"/>
-                <w:iCs w:val="false"/>
-                <w:color w:val="000000"/>
-                <w:sz w:val="18"/>
-                <w:szCs w:val="18"/>
-              </w:rPr>
-              <w:t xml:space="preserve"/>
-            </w:r>
-          </w:p>
-          <w:p>
-            <w:pPr>
-              <w:spacing w:after="40" w:before="0"/>
-              <w:jc w:val="left"/>
-            </w:pPr>
-            <w:r>
-              <w:rPr>
-                <w:rFonts w:ascii="Arial" w:cs="Arial" w:eastAsia="Arial" w:hAnsi="Arial"/>
-                <w:b w:val="false"/>
-                <w:bCs w:val="false"/>
-                <w:i w:val="false"/>
-                <w:iCs w:val="false"/>
-                <w:color w:val="000000"/>
-                <w:sz w:val="18"/>
-                <w:szCs w:val="18"/>
-              </w:rPr>
-              <w:t xml:space="preserve">After nine lessons of investigations, practicals, and discussions, I can now answer all of these questions. I understand that electric charges originate from the transfer of electrons between atoms, that materials behave very differently depending on whether electrons can move freely through them, and that charged objects exert forces on each other — and even on neutral objects — across empty space. I understand how charge builds up, how it distributes on different shapes of conductors, how it can be detected using a leaf electroscope, and how the electric force follows precise mathematical rules described by Coulomb's Law. Most importantly, I can explain how all of these ideas connect to protecting the traders at Ol Kalou Market and to powering technology used across Kenya.</w:t>
+                <w:i/>
+                <w:iCs/>
+                <w:color w:val="808080"/>
+                <w:sz w:val="18"/>
+                <w:szCs w:val="18"/>
+              </w:rPr>
+              <w:t xml:space="preserve">Write your answer here:</w:t>
             </w:r>
           </w:p>
         </w:tc>
@@ -905,14 +580,12 @@
         <w:tblLayout w:type="fixed"/>
       </w:tblPr>
       <w:tblGrid>
-        <w:gridCol w:w="3000"/>
-        <w:gridCol w:w="10680"/>
+        <w:gridCol w:w="13680"/>
       </w:tblGrid>
       <w:tr>
         <w:tc>
           <w:tcPr>
             <w:tcW w:type="dxa" w:w="13680"/>
-            <w:gridSpan w:val="2"/>
             <w:shd w:fill="1F3864" w:color="auto" w:val="clear"/>
             <w:tcMar>
               <w:top w:type="dxa" w:w="60"/>
@@ -938,15 +611,15 @@
                 <w:sz w:val="22"/>
                 <w:szCs w:val="22"/>
               </w:rPr>
-              <w:t xml:space="preserve">Section 2 — The Origin and Nature of Electric Charge</w:t>
-            </w:r>
-          </w:p>
-        </w:tc>
-      </w:tr>
-      <w:tr>
-        <w:tc>
-          <w:tcPr>
-            <w:tcW w:type="dxa" w:w="3000"/>
+              <w:t xml:space="preserve">Part 2: Charging Without Touching - Induction and Earthing</w:t>
+            </w:r>
+          </w:p>
+        </w:tc>
+      </w:tr>
+      <w:tr>
+        <w:tc>
+          <w:tcPr>
+            <w:tcW w:type="dxa" w:w="13680"/>
             <w:shd w:fill="D9EEF1" w:color="auto" w:val="clear"/>
             <w:tcMar>
               <w:top w:type="dxa" w:w="60"/>
@@ -972,13 +645,18 @@
                 <w:sz w:val="18"/>
                 <w:szCs w:val="18"/>
               </w:rPr>
-              <w:t xml:space="preserve">Explain where electric charges come from, using your knowledge of atomic structure. In your answer: (a) describe the structure of an atom and identify which particles carry charge; (b) explain what happens at the atomic level when two materials are rubbed together; (c) define the Law of Conservation of Charge and give one example from your lessons; and (d) connect your explanation back to what happened in the storm cloud above Ol Kalou — how did charge build up there?</w:t>
-            </w:r>
-          </w:p>
-        </w:tc>
-        <w:tc>
-          <w:tcPr>
-            <w:tcW w:type="dxa" w:w="10680"/>
+              <w:t xml:space="preserve">The iron roof never touched the storm cloud, yet it gained charge. (a) Describe what you observed when a charged PVC pipe was brought near, without touching, the foil electroscope, and what happened when you touched the electroscope ball with your finger and removed the finger before removing the pipe. (b) Using these observations, explain step by step how the iron roof became charged by induction, including the sign of the charge on its upper surface. (c) Explain what earthing is, and how the lightning conductor on the district offices and the drag chain on a fuel tanker on Mombasa Road use it. (d) Explain why the wooden stall could not be charged by induction.</w:t>
+            </w:r>
+          </w:p>
+        </w:tc>
+      </w:tr>
+      <w:tr>
+        <w:trPr>
+          <w:trHeight w:val="4200" w:hRule="atLeast"/>
+        </w:trPr>
+        <w:tc>
+          <w:tcPr>
+            <w:tcW w:type="dxa" w:w="13680"/>
             <w:shd w:fill="FFFFFF" w:color="auto" w:val="clear"/>
             <w:tcMar>
               <w:top w:type="dxa" w:w="60"/>
@@ -998,89 +676,13 @@
                 <w:rFonts w:ascii="Arial" w:cs="Arial" w:eastAsia="Arial" w:hAnsi="Arial"/>
                 <w:b w:val="false"/>
                 <w:bCs w:val="false"/>
-                <w:i w:val="false"/>
-                <w:iCs w:val="false"/>
-                <w:color w:val="000000"/>
-                <w:sz w:val="18"/>
-                <w:szCs w:val="18"/>
-              </w:rPr>
-              <w:t xml:space="preserve">Electric charges originate at the atomic level. Every atom contains a nucleus made of protons, which carry a positive charge, and neutrons, which carry no charge. Surrounding the nucleus are electrons, which carry a negative charge. In a neutral atom, the number of protons equals the number of electrons, so the atom has no overall charge.</w:t>
-            </w:r>
-          </w:p>
-          <w:p>
-            <w:pPr>
-              <w:spacing w:after="40" w:before="0"/>
-              <w:jc w:val="left"/>
-            </w:pPr>
-            <w:r>
-              <w:rPr>
-                <w:rFonts w:ascii="Arial" w:cs="Arial" w:eastAsia="Arial" w:hAnsi="Arial"/>
-                <w:b w:val="false"/>
-                <w:bCs w:val="false"/>
-                <w:i w:val="false"/>
-                <w:iCs w:val="false"/>
-                <w:color w:val="000000"/>
-                <w:sz w:val="18"/>
-                <w:szCs w:val="18"/>
-              </w:rPr>
-              <w:t xml:space="preserve"/>
-            </w:r>
-          </w:p>
-          <w:p>
-            <w:pPr>
-              <w:spacing w:after="40" w:before="0"/>
-              <w:jc w:val="left"/>
-            </w:pPr>
-            <w:r>
-              <w:rPr>
-                <w:rFonts w:ascii="Arial" w:cs="Arial" w:eastAsia="Arial" w:hAnsi="Arial"/>
-                <w:b w:val="false"/>
-                <w:bCs w:val="false"/>
-                <w:i w:val="false"/>
-                <w:iCs w:val="false"/>
-                <w:color w:val="000000"/>
-                <w:sz w:val="18"/>
-                <w:szCs w:val="18"/>
-              </w:rPr>
-              <w:t xml:space="preserve">When two different materials are rubbed together — for example, when a polythene rod is rubbed with a woollen cloth — electrons are transferred from one material to the other. The material that gains electrons ends up with more electrons than protons, so it becomes negatively charged. The material that loses electrons ends up with fewer electrons than protons, so it becomes positively charged. It is crucial to understand that we are not creating new charges — we are only moving electrons that already existed. This is the Law of Conservation of Charge: the total amount of electric charge in a closed system always stays the same. In our practical, when the polythene rod became −2 units of charge, the woollen cloth became +2 units of charge — the total remained zero, just as it was before rubbing began.</w:t>
-            </w:r>
-          </w:p>
-          <w:p>
-            <w:pPr>
-              <w:spacing w:after="40" w:before="0"/>
-              <w:jc w:val="left"/>
-            </w:pPr>
-            <w:r>
-              <w:rPr>
-                <w:rFonts w:ascii="Arial" w:cs="Arial" w:eastAsia="Arial" w:hAnsi="Arial"/>
-                <w:b w:val="false"/>
-                <w:bCs w:val="false"/>
-                <w:i w:val="false"/>
-                <w:iCs w:val="false"/>
-                <w:color w:val="000000"/>
-                <w:sz w:val="18"/>
-                <w:szCs w:val="18"/>
-              </w:rPr>
-              <w:t xml:space="preserve"/>
-            </w:r>
-          </w:p>
-          <w:p>
-            <w:pPr>
-              <w:spacing w:after="40" w:before="0"/>
-              <w:jc w:val="left"/>
-            </w:pPr>
-            <w:r>
-              <w:rPr>
-                <w:rFonts w:ascii="Arial" w:cs="Arial" w:eastAsia="Arial" w:hAnsi="Arial"/>
-                <w:b w:val="false"/>
-                <w:bCs w:val="false"/>
-                <w:i w:val="false"/>
-                <w:iCs w:val="false"/>
-                <w:color w:val="000000"/>
-                <w:sz w:val="18"/>
-                <w:szCs w:val="18"/>
-              </w:rPr>
-              <w:t xml:space="preserve">Above Ol Kalou Market during the storm, a similar process happened on a massive scale. As ice crystals and water droplets in the storm cloud collided violently in strong updrafts, electrons were transferred between them. Lighter, negatively charged ice particles were carried to the top of the cloud; heavier, positively charged particles sank to the bottom. Over minutes, an enormous separation of charge built up — millions and millions of extra electrons concentrated at the base of the cloud. This is the invisible 'thing' that the traders could not see but could feel — the massive electric charge that was about to discharge as lightning.</w:t>
+                <w:i/>
+                <w:iCs/>
+                <w:color w:val="808080"/>
+                <w:sz w:val="18"/>
+                <w:szCs w:val="18"/>
+              </w:rPr>
+              <w:t xml:space="preserve">Write your answer here:</w:t>
             </w:r>
           </w:p>
         </w:tc>
@@ -1108,14 +710,12 @@
         <w:tblLayout w:type="fixed"/>
       </w:tblPr>
       <w:tblGrid>
-        <w:gridCol w:w="3000"/>
-        <w:gridCol w:w="10680"/>
+        <w:gridCol w:w="13680"/>
       </w:tblGrid>
       <w:tr>
         <w:tc>
           <w:tcPr>
             <w:tcW w:type="dxa" w:w="13680"/>
-            <w:gridSpan w:val="2"/>
             <w:shd w:fill="1F3864" w:color="auto" w:val="clear"/>
             <w:tcMar>
               <w:top w:type="dxa" w:w="60"/>
@@ -1141,15 +741,15 @@
                 <w:sz w:val="22"/>
                 <w:szCs w:val="22"/>
               </w:rPr>
-              <w:t xml:space="preserve">Section 3 — Conductors, Insulators, and Charge Distribution</w:t>
-            </w:r>
-          </w:p>
-        </w:tc>
-      </w:tr>
-      <w:tr>
-        <w:tc>
-          <w:tcPr>
-            <w:tcW w:type="dxa" w:w="3000"/>
+              <w:t xml:space="preserve">Part 3: Forces Across Empty Space - Coulomb's Law</w:t>
+            </w:r>
+          </w:p>
+        </w:tc>
+      </w:tr>
+      <w:tr>
+        <w:tc>
+          <w:tcPr>
+            <w:tcW w:type="dxa" w:w="13680"/>
             <w:shd w:fill="D9EEF1" w:color="auto" w:val="clear"/>
             <w:tcMar>
               <w:top w:type="dxa" w:w="60"/>
@@ -1175,13 +775,18 @@
                 <w:sz w:val="18"/>
                 <w:szCs w:val="18"/>
               </w:rPr>
-              <w:t xml:space="preserve">Explain how the behaviour of electric charges depends on the material they are in. In your answer: (a) define conductors and insulators in terms of electron mobility and give two Kenyan examples of each; (b) explain why charge distributes evenly on a smooth spherical conductor but concentrates at sharp points; (c) use these ideas to explain why the metal roof at Ol Kalou was struck while the wooden stall next to it was untouched; and (d) explain how charge distribution on a pointed conductor is the key to how a lightning conductor works.</w:t>
-            </w:r>
-          </w:p>
-        </w:tc>
-        <w:tc>
-          <w:tcPr>
-            <w:tcW w:type="dxa" w:w="10680"/>
+              <w:t xml:space="preserve">Charged objects push and pull on each other without touching. (a) Describe what you observed about the force between two charged balloons as their distance changed, and what your F against 1/r^2 graph showed. (b) Write Coulomb's law and explain what happens to the force if the distance is doubled, and if one of the charges is doubled. (c) Use Coulomb's law to explain why the iron roof, and not the wooden stall, was the structure the cloud acted on most strongly, and why the lightning conductor could intercept the discharge. (d) How does this idea help explain the force acting on charges in the traders' hairs and why the force acts across empty space?</w:t>
+            </w:r>
+          </w:p>
+        </w:tc>
+      </w:tr>
+      <w:tr>
+        <w:trPr>
+          <w:trHeight w:val="4200" w:hRule="atLeast"/>
+        </w:trPr>
+        <w:tc>
+          <w:tcPr>
+            <w:tcW w:type="dxa" w:w="13680"/>
             <w:shd w:fill="FFFFFF" w:color="auto" w:val="clear"/>
             <w:tcMar>
               <w:top w:type="dxa" w:w="60"/>
@@ -1201,127 +806,13 @@
                 <w:rFonts w:ascii="Arial" w:cs="Arial" w:eastAsia="Arial" w:hAnsi="Arial"/>
                 <w:b w:val="false"/>
                 <w:bCs w:val="false"/>
-                <w:i w:val="false"/>
-                <w:iCs w:val="false"/>
-                <w:color w:val="000000"/>
-                <w:sz w:val="18"/>
-                <w:szCs w:val="18"/>
-              </w:rPr>
-              <w:t xml:space="preserve">Materials can be classified by how easily electrons move through them. In conductors, the outermost electrons of each atom are loosely held and can move freely from atom to atom throughout the material. Metals are the best conductors — the iron sheet roofing at Ol Kalou Market and the copper wiring inside a Nairobi household are both examples. In insulators, electrons are tightly bound to their atoms and cannot move freely. Wood, rubber, glass, and dry sisal rope are all insulators. This difference in electron mobility is what separates a conductor from an insulator.</w:t>
-            </w:r>
-          </w:p>
-          <w:p>
-            <w:pPr>
-              <w:spacing w:after="40" w:before="0"/>
-              <w:jc w:val="left"/>
-            </w:pPr>
-            <w:r>
-              <w:rPr>
-                <w:rFonts w:ascii="Arial" w:cs="Arial" w:eastAsia="Arial" w:hAnsi="Arial"/>
-                <w:b w:val="false"/>
-                <w:bCs w:val="false"/>
-                <w:i w:val="false"/>
-                <w:iCs w:val="false"/>
-                <w:color w:val="000000"/>
-                <w:sz w:val="18"/>
-                <w:szCs w:val="18"/>
-              </w:rPr>
-              <w:t xml:space="preserve"/>
-            </w:r>
-          </w:p>
-          <w:p>
-            <w:pPr>
-              <w:spacing w:after="40" w:before="0"/>
-              <w:jc w:val="left"/>
-            </w:pPr>
-            <w:r>
-              <w:rPr>
-                <w:rFonts w:ascii="Arial" w:cs="Arial" w:eastAsia="Arial" w:hAnsi="Arial"/>
-                <w:b w:val="false"/>
-                <w:bCs w:val="false"/>
-                <w:i w:val="false"/>
-                <w:iCs w:val="false"/>
-                <w:color w:val="000000"/>
-                <w:sz w:val="18"/>
-                <w:szCs w:val="18"/>
-              </w:rPr>
-              <w:t xml:space="preserve">When charge is placed on a conductor, the free electrons repel one another and spread as far apart as possible. On a smooth, spherical conductor — like the dome of a Van de Graaff generator — this means the charge distributes evenly across the entire outer surface. However, on a conductor with a sharp point or edge, the geometry forces charges to crowd together at that point. The concentration of charge at a sharp tip is much higher than anywhere else on the surface, and this creates an extremely strong electric field at the tip.</w:t>
-            </w:r>
-          </w:p>
-          <w:p>
-            <w:pPr>
-              <w:spacing w:after="40" w:before="0"/>
-              <w:jc w:val="left"/>
-            </w:pPr>
-            <w:r>
-              <w:rPr>
-                <w:rFonts w:ascii="Arial" w:cs="Arial" w:eastAsia="Arial" w:hAnsi="Arial"/>
-                <w:b w:val="false"/>
-                <w:bCs w:val="false"/>
-                <w:i w:val="false"/>
-                <w:iCs w:val="false"/>
-                <w:color w:val="000000"/>
-                <w:sz w:val="18"/>
-                <w:szCs w:val="18"/>
-              </w:rPr>
-              <w:t xml:space="preserve"/>
-            </w:r>
-          </w:p>
-          <w:p>
-            <w:pPr>
-              <w:spacing w:after="40" w:before="0"/>
-              <w:jc w:val="left"/>
-            </w:pPr>
-            <w:r>
-              <w:rPr>
-                <w:rFonts w:ascii="Arial" w:cs="Arial" w:eastAsia="Arial" w:hAnsi="Arial"/>
-                <w:b w:val="false"/>
-                <w:bCs w:val="false"/>
-                <w:i w:val="false"/>
-                <w:iCs w:val="false"/>
-                <w:color w:val="000000"/>
-                <w:sz w:val="18"/>
-                <w:szCs w:val="18"/>
-              </w:rPr>
-              <w:t xml:space="preserve">At Ol Kalou Market, the iron sheet roof was a conductor. When the negatively charged base of the storm cloud passed overhead, free electrons in the iron roof were repelled downward and positive charge was left on the upper surface of the roof, closest to the cloud. This process — called electrostatic induction — meant the roof became the nearest point of opposite charge to the cloud, making it the target for the lightning discharge. The wooden stall next door is an insulator — its electrons could not move freely in response to the cloud's charge, so no separation of charge occurred, and it presented no attractive target for the lightning bolt.</w:t>
-            </w:r>
-          </w:p>
-          <w:p>
-            <w:pPr>
-              <w:spacing w:after="40" w:before="0"/>
-              <w:jc w:val="left"/>
-            </w:pPr>
-            <w:r>
-              <w:rPr>
-                <w:rFonts w:ascii="Arial" w:cs="Arial" w:eastAsia="Arial" w:hAnsi="Arial"/>
-                <w:b w:val="false"/>
-                <w:bCs w:val="false"/>
-                <w:i w:val="false"/>
-                <w:iCs w:val="false"/>
-                <w:color w:val="000000"/>
-                <w:sz w:val="18"/>
-                <w:szCs w:val="18"/>
-              </w:rPr>
-              <w:t xml:space="preserve"/>
-            </w:r>
-          </w:p>
-          <w:p>
-            <w:pPr>
-              <w:spacing w:after="40" w:before="0"/>
-              <w:jc w:val="left"/>
-            </w:pPr>
-            <w:r>
-              <w:rPr>
-                <w:rFonts w:ascii="Arial" w:cs="Arial" w:eastAsia="Arial" w:hAnsi="Arial"/>
-                <w:b w:val="false"/>
-                <w:bCs w:val="false"/>
-                <w:i w:val="false"/>
-                <w:iCs w:val="false"/>
-                <w:color w:val="000000"/>
-                <w:sz w:val="18"/>
-                <w:szCs w:val="18"/>
-              </w:rPr>
-              <w:t xml:space="preserve">A lightning conductor is a thick copper rod with a very sharp pointed tip fixed to the highest point of a building, connected by a thick copper cable to a metal plate buried deep in the earth. Because the tip is so sharp, any charge induced on the conductor by an approaching storm cloud concentrates intensely at the point. This creates a continuous, controlled pathway of ionised air — called a corona discharge — that bleeds charge safely between the cloud and the ground before a destructive lightning bolt can form. On the Nyandarua district offices, this is exactly what happened: the pointed conductor collected the charge and routed it harmlessly into the earth, protecting the building entirely.</w:t>
+                <w:i/>
+                <w:iCs/>
+                <w:color w:val="808080"/>
+                <w:sz w:val="18"/>
+                <w:szCs w:val="18"/>
+              </w:rPr>
+              <w:t xml:space="preserve">Write your answer here:</w:t>
             </w:r>
           </w:p>
         </w:tc>
@@ -1349,14 +840,12 @@
         <w:tblLayout w:type="fixed"/>
       </w:tblPr>
       <w:tblGrid>
-        <w:gridCol w:w="3000"/>
-        <w:gridCol w:w="10680"/>
+        <w:gridCol w:w="13680"/>
       </w:tblGrid>
       <w:tr>
         <w:tc>
           <w:tcPr>
             <w:tcW w:type="dxa" w:w="13680"/>
-            <w:gridSpan w:val="2"/>
             <w:shd w:fill="1F3864" w:color="auto" w:val="clear"/>
             <w:tcMar>
               <w:top w:type="dxa" w:w="60"/>
@@ -1382,15 +871,15 @@
                 <w:sz w:val="22"/>
                 <w:szCs w:val="22"/>
               </w:rPr>
-              <w:t xml:space="preserve">Section 4 — Electric Force and Coulomb's Law</w:t>
-            </w:r>
-          </w:p>
-        </w:tc>
-      </w:tr>
-      <w:tr>
-        <w:tc>
-          <w:tcPr>
-            <w:tcW w:type="dxa" w:w="3000"/>
+              <w:t xml:space="preserve">Part 4: Storing and Releasing Energy - Capacitors</w:t>
+            </w:r>
+          </w:p>
+        </w:tc>
+      </w:tr>
+      <w:tr>
+        <w:tc>
+          <w:tcPr>
+            <w:tcW w:type="dxa" w:w="13680"/>
             <w:shd w:fill="D9EEF1" w:color="auto" w:val="clear"/>
             <w:tcMar>
               <w:top w:type="dxa" w:w="60"/>
@@ -1416,13 +905,18 @@
                 <w:sz w:val="18"/>
                 <w:szCs w:val="18"/>
               </w:rPr>
-              <w:t xml:space="preserve">Explain how charged objects exert forces on one another and on neutral objects, even across empty space. In your answer: (a) state the two rules of electrostatic force (like charges and unlike charges); (b) state Coulomb's Law in words and in symbols, defining every variable and its SI unit; (c) explain what the inverse-square relationship means in plain language — what happens to the force if you double the distance? (d) use Coulomb's Law to explain a specific observation from your lessons or from Ol Kalou (e.g., why the traders' arm hairs stood on end before the strike, or how the leaf electroscope responded to a charged rod brought near without touching).</w:t>
-            </w:r>
-          </w:p>
-        </w:tc>
-        <w:tc>
-          <w:tcPr>
-            <w:tcW w:type="dxa" w:w="10680"/>
+              <w:t xml:space="preserve">(a) Describe how you built and tested your foil capacitor, and what you observed when you changed plate area and plate separation. How did the LED show that energy had been stored? (b) Write the definition of capacitance and the formula for the energy stored in a capacitor. Explain, using the Q-V graph, why the energy has a factor of one half and why doubling the voltage has the effect it does. (c) Explain how the storm cloud and the iron roof acted like a capacitor, and use this to explain why the discharge could melt iron sheet. (d) Why does the lightning conductor provide a safer way to release this energy?</w:t>
+            </w:r>
+          </w:p>
+        </w:tc>
+      </w:tr>
+      <w:tr>
+        <w:trPr>
+          <w:trHeight w:val="4200" w:hRule="atLeast"/>
+        </w:trPr>
+        <w:tc>
+          <w:tcPr>
+            <w:tcW w:type="dxa" w:w="13680"/>
             <w:shd w:fill="FFFFFF" w:color="auto" w:val="clear"/>
             <w:tcMar>
               <w:top w:type="dxa" w:w="60"/>
@@ -1442,203 +936,13 @@
                 <w:rFonts w:ascii="Arial" w:cs="Arial" w:eastAsia="Arial" w:hAnsi="Arial"/>
                 <w:b w:val="false"/>
                 <w:bCs w:val="false"/>
-                <w:i w:val="false"/>
-                <w:iCs w:val="false"/>
-                <w:color w:val="000000"/>
-                <w:sz w:val="18"/>
-                <w:szCs w:val="18"/>
-              </w:rPr>
-              <w:t xml:space="preserve">One of the most remarkable things about electric charge is that charged objects can push or pull other objects without touching them — the force acts across empty space. The rules governing the direction of this force are: like charges repel each other (two negative charges push apart; two positive charges push apart), and unlike charges attract each other (a positive charge and a negative charge pull toward one another).</w:t>
-            </w:r>
-          </w:p>
-          <w:p>
-            <w:pPr>
-              <w:spacing w:after="40" w:before="0"/>
-              <w:jc w:val="left"/>
-            </w:pPr>
-            <w:r>
-              <w:rPr>
-                <w:rFonts w:ascii="Arial" w:cs="Arial" w:eastAsia="Arial" w:hAnsi="Arial"/>
-                <w:b w:val="false"/>
-                <w:bCs w:val="false"/>
-                <w:i w:val="false"/>
-                <w:iCs w:val="false"/>
-                <w:color w:val="000000"/>
-                <w:sz w:val="18"/>
-                <w:szCs w:val="18"/>
-              </w:rPr>
-              <w:t xml:space="preserve"/>
-            </w:r>
-          </w:p>
-          <w:p>
-            <w:pPr>
-              <w:spacing w:after="40" w:before="0"/>
-              <w:jc w:val="left"/>
-            </w:pPr>
-            <w:r>
-              <w:rPr>
-                <w:rFonts w:ascii="Arial" w:cs="Arial" w:eastAsia="Arial" w:hAnsi="Arial"/>
-                <w:b w:val="false"/>
-                <w:bCs w:val="false"/>
-                <w:i w:val="false"/>
-                <w:iCs w:val="false"/>
-                <w:color w:val="000000"/>
-                <w:sz w:val="18"/>
-                <w:szCs w:val="18"/>
-              </w:rPr>
-              <w:t xml:space="preserve">The precise mathematical relationship is described by Coulomb's Law, named after French physicist Charles-Augustin de Coulomb. The law states: the electrostatic force between two point charges is directly proportional to the product of the magnitudes of the charges, and inversely proportional to the square of the distance between them. In symbols:</w:t>
-            </w:r>
-          </w:p>
-          <w:p>
-            <w:pPr>
-              <w:spacing w:after="40" w:before="0"/>
-              <w:jc w:val="left"/>
-            </w:pPr>
-            <w:r>
-              <w:rPr>
-                <w:rFonts w:ascii="Arial" w:cs="Arial" w:eastAsia="Arial" w:hAnsi="Arial"/>
-                <w:b w:val="false"/>
-                <w:bCs w:val="false"/>
-                <w:i w:val="false"/>
-                <w:iCs w:val="false"/>
-                <w:color w:val="000000"/>
-                <w:sz w:val="18"/>
-                <w:szCs w:val="18"/>
-              </w:rPr>
-              <w:t xml:space="preserve"/>
-            </w:r>
-          </w:p>
-          <w:p>
-            <w:pPr>
-              <w:spacing w:after="40" w:before="0"/>
-              <w:jc w:val="left"/>
-            </w:pPr>
-            <w:r>
-              <w:rPr>
-                <w:rFonts w:ascii="Arial" w:cs="Arial" w:eastAsia="Arial" w:hAnsi="Arial"/>
-                <w:b w:val="false"/>
-                <w:bCs w:val="false"/>
-                <w:i w:val="false"/>
-                <w:iCs w:val="false"/>
-                <w:color w:val="000000"/>
-                <w:sz w:val="18"/>
-                <w:szCs w:val="18"/>
-              </w:rPr>
-              <w:t xml:space="preserve">     F = k × (Q₁ × Q₂) / r²</w:t>
-            </w:r>
-          </w:p>
-          <w:p>
-            <w:pPr>
-              <w:spacing w:after="40" w:before="0"/>
-              <w:jc w:val="left"/>
-            </w:pPr>
-            <w:r>
-              <w:rPr>
-                <w:rFonts w:ascii="Arial" w:cs="Arial" w:eastAsia="Arial" w:hAnsi="Arial"/>
-                <w:b w:val="false"/>
-                <w:bCs w:val="false"/>
-                <w:i w:val="false"/>
-                <w:iCs w:val="false"/>
-                <w:color w:val="000000"/>
-                <w:sz w:val="18"/>
-                <w:szCs w:val="18"/>
-              </w:rPr>
-              <w:t xml:space="preserve"/>
-            </w:r>
-          </w:p>
-          <w:p>
-            <w:pPr>
-              <w:spacing w:after="40" w:before="0"/>
-              <w:jc w:val="left"/>
-            </w:pPr>
-            <w:r>
-              <w:rPr>
-                <w:rFonts w:ascii="Arial" w:cs="Arial" w:eastAsia="Arial" w:hAnsi="Arial"/>
-                <w:b w:val="false"/>
-                <w:bCs w:val="false"/>
-                <w:i w:val="false"/>
-                <w:iCs w:val="false"/>
-                <w:color w:val="000000"/>
-                <w:sz w:val="18"/>
-                <w:szCs w:val="18"/>
-              </w:rPr>
-              <w:t xml:space="preserve">Where: F is the electrostatic force in Newtons (N); Q₁ and Q₂ are the magnitudes of the two charges in Coulombs (C); r is the distance between the centres of the two charges in metres (m); and k is Coulomb's constant, equal to 9 × 10⁹ N·m²/C².</w:t>
-            </w:r>
-          </w:p>
-          <w:p>
-            <w:pPr>
-              <w:spacing w:after="40" w:before="0"/>
-              <w:jc w:val="left"/>
-            </w:pPr>
-            <w:r>
-              <w:rPr>
-                <w:rFonts w:ascii="Arial" w:cs="Arial" w:eastAsia="Arial" w:hAnsi="Arial"/>
-                <w:b w:val="false"/>
-                <w:bCs w:val="false"/>
-                <w:i w:val="false"/>
-                <w:iCs w:val="false"/>
-                <w:color w:val="000000"/>
-                <w:sz w:val="18"/>
-                <w:szCs w:val="18"/>
-              </w:rPr>
-              <w:t xml:space="preserve"/>
-            </w:r>
-          </w:p>
-          <w:p>
-            <w:pPr>
-              <w:spacing w:after="40" w:before="0"/>
-              <w:jc w:val="left"/>
-            </w:pPr>
-            <w:r>
-              <w:rPr>
-                <w:rFonts w:ascii="Arial" w:cs="Arial" w:eastAsia="Arial" w:hAnsi="Arial"/>
-                <w:b w:val="false"/>
-                <w:bCs w:val="false"/>
-                <w:i w:val="false"/>
-                <w:iCs w:val="false"/>
-                <w:color w:val="000000"/>
-                <w:sz w:val="18"/>
-                <w:szCs w:val="18"/>
-              </w:rPr>
-              <w:t xml:space="preserve">The inverse-square relationship is very important. It means that if you double the distance between two charges, the force between them does not simply halve — it falls to one quarter of its original value (because 2² = 4). If you triple the distance, the force falls to one ninth. The force drops off rapidly as charges move apart.</w:t>
-            </w:r>
-          </w:p>
-          <w:p>
-            <w:pPr>
-              <w:spacing w:after="40" w:before="0"/>
-              <w:jc w:val="left"/>
-            </w:pPr>
-            <w:r>
-              <w:rPr>
-                <w:rFonts w:ascii="Arial" w:cs="Arial" w:eastAsia="Arial" w:hAnsi="Arial"/>
-                <w:b w:val="false"/>
-                <w:bCs w:val="false"/>
-                <w:i w:val="false"/>
-                <w:iCs w:val="false"/>
-                <w:color w:val="000000"/>
-                <w:sz w:val="18"/>
-                <w:szCs w:val="18"/>
-              </w:rPr>
-              <w:t xml:space="preserve"/>
-            </w:r>
-          </w:p>
-          <w:p>
-            <w:pPr>
-              <w:spacing w:after="40" w:before="0"/>
-              <w:jc w:val="left"/>
-            </w:pPr>
-            <w:r>
-              <w:rPr>
-                <w:rFonts w:ascii="Arial" w:cs="Arial" w:eastAsia="Arial" w:hAnsi="Arial"/>
-                <w:b w:val="false"/>
-                <w:bCs w:val="false"/>
-                <w:i w:val="false"/>
-                <w:iCs w:val="false"/>
-                <w:color w:val="000000"/>
-                <w:sz w:val="18"/>
-                <w:szCs w:val="18"/>
-              </w:rPr>
-              <w:t xml:space="preserve">We can use this to explain two observations from Ol Kalou. First, as the negatively charged base of the storm cloud moved closer and closer to the iron roof, the distance r decreased rapidly. By Coulomb's Law, the attractive force between the cloud's negative charge and the induced positive charge on the roof grew enormously — eventually becoming strong enough to ionise the air and drive a lightning bolt across the gap. Second, consider the leaf electroscope in our classroom. When a negatively charged ebonite rod was brought near — but not touching — the metal cap, the free electrons in the cap were repelled downward into the leaves. Both leaves received excess negative charge. Since like charges repel, the leaves diverged (spread apart). The closer the rod was brought, the stronger the force (Coulomb's Law), and the wider the leaves spread. This is exactly the same physics — just on a much smaller scale than the Ol Kalou strike.</w:t>
+                <w:i/>
+                <w:iCs/>
+                <w:color w:val="808080"/>
+                <w:sz w:val="18"/>
+                <w:szCs w:val="18"/>
+              </w:rPr>
+              <w:t xml:space="preserve">Write your answer here:</w:t>
             </w:r>
           </w:p>
         </w:tc>
@@ -1666,14 +970,12 @@
         <w:tblLayout w:type="fixed"/>
       </w:tblPr>
       <w:tblGrid>
-        <w:gridCol w:w="3000"/>
-        <w:gridCol w:w="10680"/>
+        <w:gridCol w:w="13680"/>
       </w:tblGrid>
       <w:tr>
         <w:tc>
           <w:tcPr>
             <w:tcW w:type="dxa" w:w="13680"/>
-            <w:gridSpan w:val="2"/>
             <w:shd w:fill="1F3864" w:color="auto" w:val="clear"/>
             <w:tcMar>
               <w:top w:type="dxa" w:w="60"/>
@@ -1699,15 +1001,15 @@
                 <w:sz w:val="22"/>
                 <w:szCs w:val="22"/>
               </w:rPr>
-              <w:t xml:space="preserve">Section 5 — Bringing It All Together: Answering the Driving Question</w:t>
-            </w:r>
-          </w:p>
-        </w:tc>
-      </w:tr>
-      <w:tr>
-        <w:tc>
-          <w:tcPr>
-            <w:tcW w:type="dxa" w:w="3000"/>
+              <w:t xml:space="preserve">Part 5: Putting It Together - Explaining Ol Kalou and Using Electrostatics in Kenya</w:t>
+            </w:r>
+          </w:p>
+        </w:tc>
+      </w:tr>
+      <w:tr>
+        <w:tc>
+          <w:tcPr>
+            <w:tcW w:type="dxa" w:w="13680"/>
             <w:shd w:fill="D9EEF1" w:color="auto" w:val="clear"/>
             <w:tcMar>
               <w:top w:type="dxa" w:w="60"/>
@@ -1733,13 +1035,18 @@
                 <w:sz w:val="18"/>
                 <w:szCs w:val="18"/>
               </w:rPr>
-              <w:t xml:space="preserve">Now bring everything together in one coherent, complete explanation. Answer the full driving question: How do invisible electric charges build up, exert forces across empty space, and store energy — and how can we harness these abilities to protect communities and power technology in Kenya? Your answer must: (a) trace the complete story of the Ol Kalou lightning strike from electron transfer in the cloud all the way to the safe discharge through the lightning conductor; (b) explain at least one other application of electrostatics that is relevant to Kenya (e.g., electrostatic precipitators reducing air pollution from Nairobi's industries, photocopiers, or medical devices); and (c) reflect briefly on how your thinking changed from the start of the unit to now — what was the most surprising or important idea you learned?</w:t>
-            </w:r>
-          </w:p>
-        </w:tc>
-        <w:tc>
-          <w:tcPr>
-            <w:tcW w:type="dxa" w:w="10680"/>
+              <w:t xml:space="preserve">Write a complete explanation of the Ol Kalou Market lightning strike, in order from the build-up of charge to the final discharge. Your explanation must link charge separation, induction, Coulomb force, conductors and insulators, energy storage and the lightning conductor. Then choose one Kenyan application of electrostatics from the group presentations (for example electrostatic precipitators at Athi River, photocopiers in Kisumu, spray-painting booths on Mombasa Road or lightning conductors in Nyandarua) and explain which of the same ideas it uses to protect communities or power technology.</w:t>
+            </w:r>
+          </w:p>
+        </w:tc>
+      </w:tr>
+      <w:tr>
+        <w:trPr>
+          <w:trHeight w:val="4200" w:hRule="atLeast"/>
+        </w:trPr>
+        <w:tc>
+          <w:tcPr>
+            <w:tcW w:type="dxa" w:w="13680"/>
             <w:shd w:fill="FFFFFF" w:color="auto" w:val="clear"/>
             <w:tcMar>
               <w:top w:type="dxa" w:w="60"/>
@@ -1759,241 +1066,13 @@
                 <w:rFonts w:ascii="Arial" w:cs="Arial" w:eastAsia="Arial" w:hAnsi="Arial"/>
                 <w:b w:val="false"/>
                 <w:bCs w:val="false"/>
-                <w:i w:val="false"/>
-                <w:iCs w:val="false"/>
-                <w:color w:val="000000"/>
-                <w:sz w:val="18"/>
-                <w:szCs w:val="18"/>
-              </w:rPr>
-              <w:t xml:space="preserve">I can now tell the complete story of what happened at Ol Kalou Market — from the invisible world of electrons all the way to the scorch mark on the iron roof.</w:t>
-            </w:r>
-          </w:p>
-          <w:p>
-            <w:pPr>
-              <w:spacing w:after="40" w:before="0"/>
-              <w:jc w:val="left"/>
-            </w:pPr>
-            <w:r>
-              <w:rPr>
-                <w:rFonts w:ascii="Arial" w:cs="Arial" w:eastAsia="Arial" w:hAnsi="Arial"/>
-                <w:b w:val="false"/>
-                <w:bCs w:val="false"/>
-                <w:i w:val="false"/>
-                <w:iCs w:val="false"/>
-                <w:color w:val="000000"/>
-                <w:sz w:val="18"/>
-                <w:szCs w:val="18"/>
-              </w:rPr>
-              <w:t xml:space="preserve"/>
-            </w:r>
-          </w:p>
-          <w:p>
-            <w:pPr>
-              <w:spacing w:after="40" w:before="0"/>
-              <w:jc w:val="left"/>
-            </w:pPr>
-            <w:r>
-              <w:rPr>
-                <w:rFonts w:ascii="Arial" w:cs="Arial" w:eastAsia="Arial" w:hAnsi="Arial"/>
-                <w:b w:val="false"/>
-                <w:bCs w:val="false"/>
-                <w:i w:val="false"/>
-                <w:iCs w:val="false"/>
-                <w:color w:val="000000"/>
-                <w:sz w:val="18"/>
-                <w:szCs w:val="18"/>
-              </w:rPr>
-              <w:t xml:space="preserve">It began high in the storm cloud above Nyandarua County. Violently colliding ice particles transferred electrons between them, creating a massive separation of charge: an enormous excess of negative charge at the base of the cloud, and positive charge at the top. This charge did not 'appear from nowhere' — it was there all along in the atoms of water and ice. The Law of Conservation of Charge was never broken; electrons simply moved.</w:t>
-            </w:r>
-          </w:p>
-          <w:p>
-            <w:pPr>
-              <w:spacing w:after="40" w:before="0"/>
-              <w:jc w:val="left"/>
-            </w:pPr>
-            <w:r>
-              <w:rPr>
-                <w:rFonts w:ascii="Arial" w:cs="Arial" w:eastAsia="Arial" w:hAnsi="Arial"/>
-                <w:b w:val="false"/>
-                <w:bCs w:val="false"/>
-                <w:i w:val="false"/>
-                <w:iCs w:val="false"/>
-                <w:color w:val="000000"/>
-                <w:sz w:val="18"/>
-                <w:szCs w:val="18"/>
-              </w:rPr>
-              <w:t xml:space="preserve"/>
-            </w:r>
-          </w:p>
-          <w:p>
-            <w:pPr>
-              <w:spacing w:after="40" w:before="0"/>
-              <w:jc w:val="left"/>
-            </w:pPr>
-            <w:r>
-              <w:rPr>
-                <w:rFonts w:ascii="Arial" w:cs="Arial" w:eastAsia="Arial" w:hAnsi="Arial"/>
-                <w:b w:val="false"/>
-                <w:bCs w:val="false"/>
-                <w:i w:val="false"/>
-                <w:iCs w:val="false"/>
-                <w:color w:val="000000"/>
-                <w:sz w:val="18"/>
-                <w:szCs w:val="18"/>
-              </w:rPr>
-              <w:t xml:space="preserve">As the negatively charged cloud base drifted over Ol Kalou Market, it exerted an electrostatic force — described perfectly by Coulomb's Law — on the free electrons in the metal iron-sheet roof below. Those electrons were pushed away from the cloud, leaving a layer of positive charge on the upper surface of the roof. The wooden stall next door could not respond this way because wood is an insulator; its electrons were bound in place, so no charge separation occurred and it was never a target.</w:t>
-            </w:r>
-          </w:p>
-          <w:p>
-            <w:pPr>
-              <w:spacing w:after="40" w:before="0"/>
-              <w:jc w:val="left"/>
-            </w:pPr>
-            <w:r>
-              <w:rPr>
-                <w:rFonts w:ascii="Arial" w:cs="Arial" w:eastAsia="Arial" w:hAnsi="Arial"/>
-                <w:b w:val="false"/>
-                <w:bCs w:val="false"/>
-                <w:i w:val="false"/>
-                <w:iCs w:val="false"/>
-                <w:color w:val="000000"/>
-                <w:sz w:val="18"/>
-                <w:szCs w:val="18"/>
-              </w:rPr>
-              <w:t xml:space="preserve"/>
-            </w:r>
-          </w:p>
-          <w:p>
-            <w:pPr>
-              <w:spacing w:after="40" w:before="0"/>
-              <w:jc w:val="left"/>
-            </w:pPr>
-            <w:r>
-              <w:rPr>
-                <w:rFonts w:ascii="Arial" w:cs="Arial" w:eastAsia="Arial" w:hAnsi="Arial"/>
-                <w:b w:val="false"/>
-                <w:bCs w:val="false"/>
-                <w:i w:val="false"/>
-                <w:iCs w:val="false"/>
-                <w:color w:val="000000"/>
-                <w:sz w:val="18"/>
-                <w:szCs w:val="18"/>
-              </w:rPr>
-              <w:t xml:space="preserve">Meanwhile, 30 metres away, the pointed copper lightning conductor on the district offices was also responding. Its sharp tip concentrated the induced charge intensely, creating a powerful electric field that ionised the surrounding air and formed a safe, continuous discharge channel. When the potential difference between cloud and ground finally overcame the resistance of the air, the massive discharge — lightning — followed the path of least resistance: down the lightning conductor and into the earth. The iron roof, lacking this controlled pathway, received the full destructive strike instead.</w:t>
-            </w:r>
-          </w:p>
-          <w:p>
-            <w:pPr>
-              <w:spacing w:after="40" w:before="0"/>
-              <w:jc w:val="left"/>
-            </w:pPr>
-            <w:r>
-              <w:rPr>
-                <w:rFonts w:ascii="Arial" w:cs="Arial" w:eastAsia="Arial" w:hAnsi="Arial"/>
-                <w:b w:val="false"/>
-                <w:bCs w:val="false"/>
-                <w:i w:val="false"/>
-                <w:iCs w:val="false"/>
-                <w:color w:val="000000"/>
-                <w:sz w:val="18"/>
-                <w:szCs w:val="18"/>
-              </w:rPr>
-              <w:t xml:space="preserve"/>
-            </w:r>
-          </w:p>
-          <w:p>
-            <w:pPr>
-              <w:spacing w:after="40" w:before="0"/>
-              <w:jc w:val="left"/>
-            </w:pPr>
-            <w:r>
-              <w:rPr>
-                <w:rFonts w:ascii="Arial" w:cs="Arial" w:eastAsia="Arial" w:hAnsi="Arial"/>
-                <w:b w:val="false"/>
-                <w:bCs w:val="false"/>
-                <w:i w:val="false"/>
-                <w:iCs w:val="false"/>
-                <w:color w:val="000000"/>
-                <w:sz w:val="18"/>
-                <w:szCs w:val="18"/>
-              </w:rPr>
-              <w:t xml:space="preserve">The traders' arm hairs stood on end because their bodies — standing on the ground — also experienced electrostatic induction. The repelled electrons moved toward their feet, and the induced positive charge on the surface of their skin and hair was attracted toward the negative cloud above. Individual hairs, each carrying the same induced charge, repelled one another and stood erect. The transistor radio crackled because the rapidly changing electric field around the building induced oscillating currents in its antenna — electrical noise that the speaker reproduced as static.</w:t>
-            </w:r>
-          </w:p>
-          <w:p>
-            <w:pPr>
-              <w:spacing w:after="40" w:before="0"/>
-              <w:jc w:val="left"/>
-            </w:pPr>
-            <w:r>
-              <w:rPr>
-                <w:rFonts w:ascii="Arial" w:cs="Arial" w:eastAsia="Arial" w:hAnsi="Arial"/>
-                <w:b w:val="false"/>
-                <w:bCs w:val="false"/>
-                <w:i w:val="false"/>
-                <w:iCs w:val="false"/>
-                <w:color w:val="000000"/>
-                <w:sz w:val="18"/>
-                <w:szCs w:val="18"/>
-              </w:rPr>
-              <w:t xml:space="preserve"/>
-            </w:r>
-          </w:p>
-          <w:p>
-            <w:pPr>
-              <w:spacing w:after="40" w:before="0"/>
-              <w:jc w:val="left"/>
-            </w:pPr>
-            <w:r>
-              <w:rPr>
-                <w:rFonts w:ascii="Arial" w:cs="Arial" w:eastAsia="Arial" w:hAnsi="Arial"/>
-                <w:b w:val="false"/>
-                <w:bCs w:val="false"/>
-                <w:i w:val="false"/>
-                <w:iCs w:val="false"/>
-                <w:color w:val="000000"/>
-                <w:sz w:val="18"/>
-                <w:szCs w:val="18"/>
-              </w:rPr>
-              <w:t xml:space="preserve">Beyond lightning protection, electrostatics has many important applications for Kenya. Electrostatic precipitators — fitted to the chimneys of industrial plants and cement factories, such as those operating in the Rift Valley — use charged plates to attract and remove dust and ash particles from exhaust gases before they enter the atmosphere. This protects the health of communities living near these facilities. Photocopiers and laser printers, used in every school and government office from Mombasa to Kisumu, use a carefully controlled pattern of static charge on a drum to pick up ink and transfer it precisely onto paper. These technologies all depend on the same principles I studied in this unit.</w:t>
-            </w:r>
-          </w:p>
-          <w:p>
-            <w:pPr>
-              <w:spacing w:after="40" w:before="0"/>
-              <w:jc w:val="left"/>
-            </w:pPr>
-            <w:r>
-              <w:rPr>
-                <w:rFonts w:ascii="Arial" w:cs="Arial" w:eastAsia="Arial" w:hAnsi="Arial"/>
-                <w:b w:val="false"/>
-                <w:bCs w:val="false"/>
-                <w:i w:val="false"/>
-                <w:iCs w:val="false"/>
-                <w:color w:val="000000"/>
-                <w:sz w:val="18"/>
-                <w:szCs w:val="18"/>
-              </w:rPr>
-              <w:t xml:space="preserve"/>
-            </w:r>
-          </w:p>
-          <w:p>
-            <w:pPr>
-              <w:spacing w:after="40" w:before="0"/>
-              <w:jc w:val="left"/>
-            </w:pPr>
-            <w:r>
-              <w:rPr>
-                <w:rFonts w:ascii="Arial" w:cs="Arial" w:eastAsia="Arial" w:hAnsi="Arial"/>
-                <w:b w:val="false"/>
-                <w:bCs w:val="false"/>
-                <w:i w:val="false"/>
-                <w:iCs w:val="false"/>
-                <w:color w:val="000000"/>
-                <w:sz w:val="18"/>
-                <w:szCs w:val="18"/>
-              </w:rPr>
-              <w:t xml:space="preserve">At the start of this unit, I thought electricity was only about wires, switches, and batteries — something that needed to flow in a circuit to exist. The most surprising and important idea I learned is that electric charge can exist, exert enormous forces, and do significant work without any circuit at all. The invisible build-up of electrons in a storm cloud contains enough energy to melt iron — and a simple pointed copper rod, grounded correctly, is enough to harness that energy and protect an entire community. Physics that begins with electrons in atoms ends with people in Ol Kalou Market going home safely.</w:t>
+                <w:i/>
+                <w:iCs/>
+                <w:color w:val="808080"/>
+                <w:sz w:val="18"/>
+                <w:szCs w:val="18"/>
+              </w:rPr>
+              <w:t xml:space="preserve">Write your answer here:</w:t>
             </w:r>
           </w:p>
         </w:tc>
@@ -2220,7 +1299,7 @@
                 <w:sz w:val="18"/>
                 <w:szCs w:val="18"/>
               </w:rPr>
-              <w:t xml:space="preserve">Anchoring Phenomenon Connection</w:t>
+              <w:t xml:space="preserve">Use of evidence from the lessons</w:t>
             </w:r>
           </w:p>
         </w:tc>
@@ -2252,7 +1331,7 @@
                 <w:sz w:val="18"/>
                 <w:szCs w:val="18"/>
               </w:rPr>
-              <w:t xml:space="preserve">Every section explicitly and accurately connects back to the Ol Kalou lightning strike phenomenon. The student traces a coherent, complete story from electron transfer in the storm cloud to the safe discharge through the lightning conductor, referencing specific details (iron roof, wooden stall, traders' arm hairs, radio static, lightning conductor on district offices).</w:t>
+              <w:t xml:space="preserve">Cites specific observations from several lessons (balloons, comb, conductivity tests, electroscope, foil capacitor and LED) and connects each to the Ol Kalou event.</w:t>
             </w:r>
           </w:p>
         </w:tc>
@@ -2284,7 +1363,7 @@
                 <w:sz w:val="18"/>
                 <w:szCs w:val="18"/>
               </w:rPr>
-              <w:t xml:space="preserve">Most sections reference the Ol Kalou phenomenon clearly and accurately. The student explains the lightning strike story with reasonable completeness but may omit one or two specific details (e.g., does not explain the radio static or the arm hairs).</w:t>
+              <w:t xml:space="preserve">Cites some evidence from the lessons and links most of it to the Ol Kalou event.</w:t>
             </w:r>
           </w:p>
         </w:tc>
@@ -2316,7 +1395,7 @@
                 <w:sz w:val="18"/>
                 <w:szCs w:val="18"/>
               </w:rPr>
-              <w:t xml:space="preserve">The student mentions the Ol Kalou phenomenon only in the introduction or conclusion. Connections between lesson content and the phenomenon are vague, superficial, or missing from one or more core sections.</w:t>
+              <w:t xml:space="preserve">Gives little or general evidence, or does not link it to the Ol Kalou event.</w:t>
             </w:r>
           </w:p>
         </w:tc>
@@ -2350,7 +1429,7 @@
                 <w:sz w:val="18"/>
                 <w:szCs w:val="18"/>
               </w:rPr>
-              <w:t xml:space="preserve">Accuracy and Depth of Scientific Concepts</w:t>
+              <w:t xml:space="preserve">Scientific accuracy of concepts</w:t>
             </w:r>
           </w:p>
         </w:tc>
@@ -2382,7 +1461,7 @@
                 <w:sz w:val="18"/>
                 <w:szCs w:val="18"/>
               </w:rPr>
-              <w:t xml:space="preserve">All five concepts are explained accurately and in depth: atomic structure and electron transfer; Law of Conservation of Charge; conductors vs. insulators (electron mobility); charge distribution and concentration at sharp points; Coulomb's Law (stated in words AND symbols, all variables defined with correct SI units, inverse-square relationship explained clearly). No misconceptions are present.</w:t>
+              <w:t xml:space="preserve">Correctly explains electron transfer, the law of charges, conductors and insulators, induction, earthing, Coulomb's law and capacitor energy with correct signs, formulas and units.</w:t>
             </w:r>
           </w:p>
         </w:tc>
@@ -2414,7 +1493,7 @@
                 <w:sz w:val="18"/>
                 <w:szCs w:val="18"/>
               </w:rPr>
-              <w:t xml:space="preserve">At least four of the five concepts are explained accurately. Coulomb's Law is stated correctly in symbols but one variable may be missing a unit, or the inverse-square relationship is described but not applied to a specific example. Minor misconceptions are present but do not undermine the overall explanation.</w:t>
+              <w:t xml:space="preserve">Explains most concepts correctly with small errors in wording, signs or units.</w:t>
             </w:r>
           </w:p>
         </w:tc>
@@ -2446,7 +1525,7 @@
                 <w:sz w:val="18"/>
                 <w:szCs w:val="18"/>
               </w:rPr>
-              <w:t xml:space="preserve">Fewer than three concepts are explained accurately, OR significant misconceptions are present (e.g., stating that rubbing 'creates' charge, or confusing charge sign with charge amount). Coulomb's Law may be missing or incorrectly stated.</w:t>
+              <w:t xml:space="preserve">Shows major misconceptions, such as charges being created, or confuses the formulas.</w:t>
             </w:r>
           </w:p>
         </w:tc>
@@ -2480,7 +1559,7 @@
                 <w:sz w:val="18"/>
                 <w:szCs w:val="18"/>
               </w:rPr>
-              <w:t xml:space="preserve">Use of Evidence from Lessons and Practicals</w:t>
+              <w:t xml:space="preserve">Explaining the phenomenon as a cause-and-effect chain</w:t>
             </w:r>
           </w:p>
         </w:tc>
@@ -2512,7 +1591,7 @@
                 <w:sz w:val="18"/>
                 <w:szCs w:val="18"/>
               </w:rPr>
-              <w:t xml:space="preserve">The student explicitly cites specific evidence from at least four different lessons or practicals (e.g., polythene rod and woollen cloth practical, leaf electroscope observation, Van de Graaff generator demonstration, Coulomb's Law calculation exercise) and uses that evidence to support each claim. Evidence is clearly linked to reasoning.</w:t>
+              <w:t xml:space="preserve">Gives a complete, correctly ordered explanation from charge build-up to discharge that answers all the puzzles: hairs, radio, iron roof versus wooden stall, and lightning conductor.</w:t>
             </w:r>
           </w:p>
         </w:tc>
@@ -2544,7 +1623,7 @@
                 <w:sz w:val="18"/>
                 <w:szCs w:val="18"/>
               </w:rPr>
-              <w:t xml:space="preserve">The student cites evidence from at least two or three lessons or practicals. Evidence is linked to reasoning in most sections but one or two claims are made without cited support.</w:t>
+              <w:t xml:space="preserve">Gives an ordered explanation that answers most of the puzzles but misses a link.</w:t>
             </w:r>
           </w:p>
         </w:tc>
@@ -2576,7 +1655,7 @@
                 <w:sz w:val="18"/>
                 <w:szCs w:val="18"/>
               </w:rPr>
-              <w:t xml:space="preserve">The student makes claims with little or no reference to specific lesson evidence. Statements read as memorised facts rather than conclusions drawn from observations and practicals.</w:t>
+              <w:t xml:space="preserve">Lists ideas without a clear order or leaves most puzzles unanswered.</w:t>
             </w:r>
           </w:p>
         </w:tc>
@@ -2610,7 +1689,7 @@
                 <w:sz w:val="18"/>
                 <w:szCs w:val="18"/>
               </w:rPr>
-              <w:t xml:space="preserve">Application to Kenyan and Real-World Contexts</w:t>
+              <w:t xml:space="preserve">Quantitative reasoning and use of equations</w:t>
             </w:r>
           </w:p>
         </w:tc>
@@ -2642,7 +1721,7 @@
                 <w:sz w:val="18"/>
                 <w:szCs w:val="18"/>
               </w:rPr>
-              <w:t xml:space="preserve">The student applies electrostatics concepts accurately to at least two real-world Kenyan contexts — the Ol Kalou lightning conductor is treated as a full case study, AND at least one additional application is described accurately (e.g., electrostatic precipitators in Rift Valley industries, photocopiers in Kenyan offices, or medical devices). Explanations show genuine understanding, not just naming of applications.</w:t>
+              <w:t xml:space="preserve">States F = kQ1Q2/r^2, C = Q/V and E = 1/2 CV^2 correctly and explains effects of doubling quantities, including the Q-V graph area.</w:t>
             </w:r>
           </w:p>
         </w:tc>
@@ -2674,7 +1753,7 @@
                 <w:sz w:val="18"/>
                 <w:szCs w:val="18"/>
               </w:rPr>
-              <w:t xml:space="preserve">The student applies concepts accurately to the Ol Kalou lightning conductor and mentions one additional application, but the additional application is described at a surface level without a full scientific explanation.</w:t>
+              <w:t xml:space="preserve">States the equations correctly and explains most proportional effects.</w:t>
             </w:r>
           </w:p>
         </w:tc>
@@ -2706,7 +1785,7 @@
                 <w:sz w:val="18"/>
                 <w:szCs w:val="18"/>
               </w:rPr>
-              <w:t xml:space="preserve">The student discusses the lightning conductor but does not fully explain it using electrostatics principles, OR no additional Kenyan or real-world application is included.</w:t>
+              <w:t xml:space="preserve">Equations are missing or incorrect, or proportional effects are wrong.</w:t>
             </w:r>
           </w:p>
         </w:tc>
@@ -2740,7 +1819,7 @@
                 <w:sz w:val="18"/>
                 <w:szCs w:val="18"/>
               </w:rPr>
-              <w:t xml:space="preserve">Scientific Communication and Vocabulary</w:t>
+              <w:t xml:space="preserve">Application to Kenyan technology and communication</w:t>
             </w:r>
           </w:p>
         </w:tc>
@@ -2772,7 +1851,7 @@
                 <w:sz w:val="18"/>
                 <w:szCs w:val="18"/>
               </w:rPr>
-              <w:t xml:space="preserve">Throughout all five sections, the student uses precise Physics vocabulary correctly and consistently: electron transfer, electrostatic induction, conductor, insulator, electron mobility, Coulomb's Law, inverse-square law, electrostatic force, charge distribution, corona discharge, potential difference, Law of Conservation of Charge. Writing is clear, logically structured, and flows from one section to the next as a coherent argument. The driving question is answered completely and explicitly in Section 5.</w:t>
+              <w:t xml:space="preserve">Clearly links one Kenyan application to the same physics ideas, with clear writing and accurate scientific vocabulary.</w:t>
             </w:r>
           </w:p>
         </w:tc>
@@ -2804,7 +1883,7 @@
                 <w:sz w:val="18"/>
                 <w:szCs w:val="18"/>
               </w:rPr>
-              <w:t xml:space="preserve">Most key vocabulary terms are used correctly. A few terms may be used imprecisely or interchangeably (e.g., 'electricity' used instead of 'charge'). The explanation is generally well-structured but the logical flow between some sections is unclear. The driving question is substantially answered.</w:t>
+              <w:t xml:space="preserve">Names an application and links it to some of the ideas, with generally clear writing.</w:t>
             </w:r>
           </w:p>
         </w:tc>
@@ -2836,7 +1915,7 @@
                 <w:sz w:val="18"/>
                 <w:szCs w:val="18"/>
               </w:rPr>
-              <w:t xml:space="preserve">Key vocabulary is frequently missing, used incorrectly, or replaced with everyday language (e.g., 'the electricity jumped across'). The structure is difficult to follow and the driving question is only partially answered or not addressed directly.</w:t>
+              <w:t xml:space="preserve">Names an application without linking it to the physics, or writing is unclear.</w:t>
             </w:r>
           </w:p>
         </w:tc>
@@ -2960,7 +2039,7 @@
         </w:rPr>
         <w:t xml:space="preserve">© 2026 SeaVuria and ARES. This work is licensed under a </w:t>
       </w:r>
-      <w:hyperlink w:history="1" r:id="rIdmcgfjrgsgbky13erw02xe">
+      <w:hyperlink w:history="1" r:id="rIdnf-al_ahcmeoc-8fzwfvs">
         <w:r>
           <w:rPr>
             <w:rFonts w:ascii="Arial" w:cs="Arial" w:eastAsia="Arial" w:hAnsi="Arial"/>
@@ -2980,7 +2059,7 @@
         </w:rPr>
         <w:t xml:space="preserve"> (</w:t>
       </w:r>
-      <w:hyperlink w:history="1" r:id="rIdgkqayceqqsslo6lwzfe3e">
+      <w:hyperlink w:history="1" r:id="rIdwieioo7nwm5mnvnxsc7ae">
         <w:r>
           <w:rPr>
             <w:rFonts w:ascii="Arial" w:cs="Arial" w:eastAsia="Arial" w:hAnsi="Arial"/>
@@ -3000,7 +2079,7 @@
         </w:rPr>
         <w:t xml:space="preserve">). To view a copy of this license, visit </w:t>
       </w:r>
-      <w:hyperlink w:history="1" r:id="rIdxrkgtvt7_ovntyzv0dnyl">
+      <w:hyperlink w:history="1" r:id="rIdz_wxe-xfno8wingpip-e6">
         <w:r>
           <w:rPr>
             <w:rFonts w:ascii="Arial" w:cs="Arial" w:eastAsia="Arial" w:hAnsi="Arial"/>

--- a/data/outputs/v2/Physics/SS3.4_Electrostatics/Physics_Electrostatics_FinalExplanation.docx
+++ b/data/outputs/v2/Physics/SS3.4_Electrostatics/Physics_Electrostatics_FinalExplanation.docx
@@ -2039,7 +2039,7 @@
         </w:rPr>
         <w:t xml:space="preserve">© 2026 SeaVuria and ARES. This work is licensed under a </w:t>
       </w:r>
-      <w:hyperlink w:history="1" r:id="rIdnf-al_ahcmeoc-8fzwfvs">
+      <w:hyperlink w:history="1" r:id="rId4cvjy6bt2nlfoh3m6eyqr">
         <w:r>
           <w:rPr>
             <w:rFonts w:ascii="Arial" w:cs="Arial" w:eastAsia="Arial" w:hAnsi="Arial"/>
@@ -2059,7 +2059,7 @@
         </w:rPr>
         <w:t xml:space="preserve"> (</w:t>
       </w:r>
-      <w:hyperlink w:history="1" r:id="rIdwieioo7nwm5mnvnxsc7ae">
+      <w:hyperlink w:history="1" r:id="rId715kj3sixddlatlpnutf6">
         <w:r>
           <w:rPr>
             <w:rFonts w:ascii="Arial" w:cs="Arial" w:eastAsia="Arial" w:hAnsi="Arial"/>
@@ -2079,7 +2079,7 @@
         </w:rPr>
         <w:t xml:space="preserve">). To view a copy of this license, visit </w:t>
       </w:r>
-      <w:hyperlink w:history="1" r:id="rIdz_wxe-xfno8wingpip-e6">
+      <w:hyperlink w:history="1" r:id="rIdo4bspw3p5xwdgo-r_ecrs">
         <w:r>
           <w:rPr>
             <w:rFonts w:ascii="Arial" w:cs="Arial" w:eastAsia="Arial" w:hAnsi="Arial"/>

--- a/data/outputs/v2/Physics/SS3.4_Electrostatics/Physics_Electrostatics_FinalExplanation.docx
+++ b/data/outputs/v2/Physics/SS3.4_Electrostatics/Physics_Electrostatics_FinalExplanation.docx
@@ -2039,7 +2039,7 @@
         </w:rPr>
         <w:t xml:space="preserve">© 2026 SeaVuria and ARES. This work is licensed under a </w:t>
       </w:r>
-      <w:hyperlink w:history="1" r:id="rId4cvjy6bt2nlfoh3m6eyqr">
+      <w:hyperlink w:history="1" r:id="rIdjmvqzd22xvu2d0wdjr1mw">
         <w:r>
           <w:rPr>
             <w:rFonts w:ascii="Arial" w:cs="Arial" w:eastAsia="Arial" w:hAnsi="Arial"/>
@@ -2059,7 +2059,7 @@
         </w:rPr>
         <w:t xml:space="preserve"> (</w:t>
       </w:r>
-      <w:hyperlink w:history="1" r:id="rId715kj3sixddlatlpnutf6">
+      <w:hyperlink w:history="1" r:id="rIdczrujcj98pac8oynecwbb">
         <w:r>
           <w:rPr>
             <w:rFonts w:ascii="Arial" w:cs="Arial" w:eastAsia="Arial" w:hAnsi="Arial"/>
@@ -2079,7 +2079,7 @@
         </w:rPr>
         <w:t xml:space="preserve">). To view a copy of this license, visit </w:t>
       </w:r>
-      <w:hyperlink w:history="1" r:id="rIdo4bspw3p5xwdgo-r_ecrs">
+      <w:hyperlink w:history="1" r:id="rId2zl7a90z3moff1yewskld">
         <w:r>
           <w:rPr>
             <w:rFonts w:ascii="Arial" w:cs="Arial" w:eastAsia="Arial" w:hAnsi="Arial"/>

--- a/data/outputs/v2/Physics/SS3.4_Electrostatics/Physics_Electrostatics_FinalExplanation.docx
+++ b/data/outputs/v2/Physics/SS3.4_Electrostatics/Physics_Electrostatics_FinalExplanation.docx
@@ -2039,7 +2039,7 @@
         </w:rPr>
         <w:t xml:space="preserve">© 2026 SeaVuria and ARES. This work is licensed under a </w:t>
       </w:r>
-      <w:hyperlink w:history="1" r:id="rIdjmvqzd22xvu2d0wdjr1mw">
+      <w:hyperlink w:history="1" r:id="rId0yucs6rom77jk4jx3pcmf">
         <w:r>
           <w:rPr>
             <w:rFonts w:ascii="Arial" w:cs="Arial" w:eastAsia="Arial" w:hAnsi="Arial"/>
@@ -2059,7 +2059,7 @@
         </w:rPr>
         <w:t xml:space="preserve"> (</w:t>
       </w:r>
-      <w:hyperlink w:history="1" r:id="rIdczrujcj98pac8oynecwbb">
+      <w:hyperlink w:history="1" r:id="rId9vvqgg1xgxmd1wskafkke">
         <w:r>
           <w:rPr>
             <w:rFonts w:ascii="Arial" w:cs="Arial" w:eastAsia="Arial" w:hAnsi="Arial"/>
@@ -2079,7 +2079,7 @@
         </w:rPr>
         <w:t xml:space="preserve">). To view a copy of this license, visit </w:t>
       </w:r>
-      <w:hyperlink w:history="1" r:id="rId2zl7a90z3moff1yewskld">
+      <w:hyperlink w:history="1" r:id="rId0vsca_hfmlp3x44z9zxft">
         <w:r>
           <w:rPr>
             <w:rFonts w:ascii="Arial" w:cs="Arial" w:eastAsia="Arial" w:hAnsi="Arial"/>

--- a/data/outputs/v2/Physics/SS3.4_Electrostatics/Physics_Electrostatics_FinalExplanation.docx
+++ b/data/outputs/v2/Physics/SS3.4_Electrostatics/Physics_Electrostatics_FinalExplanation.docx
@@ -95,7 +95,7 @@
                 <w:sz w:val="22"/>
                 <w:szCs w:val="22"/>
               </w:rPr>
-              <w:t xml:space="preserve">FINAL EXPLANATION: PHYSICS GRADE 10 – ELECTROSTATICS (3.4) – FINAL EXPLANATION</w:t>
+              <w:t xml:space="preserve">FINAL EXPLANATION: PHYSICS GRADE 10 - ELECTROSTATICS (3.4) - FINAL EXPLANATION</w:t>
             </w:r>
           </w:p>
         </w:tc>
@@ -422,7 +422,7 @@
                 <w:sz w:val="18"/>
                 <w:szCs w:val="18"/>
               </w:rPr>
-              <w:t xml:space="preserve">Driving Question: How do invisible electric charges build up, exert forces across empty space, and store energy, and how can we harness these abilities to protect communities and power technology in Kenya? In this Final Explanation you will use evidence from all nine lessons to explain the lightning strike at Ol Kalou Market. Write in your own words, in full sentences, in the space under each prompt. Use evidence from the experiments you did (balloons, combs, electroscopes, the foil capacitor) and name the physics ideas you use. Include labelled diagrams or equations where they help. Refer back to the Ol Kalou market stall, the wooden stall and the lightning conductor on the district offices in every section.</w:t>
+              <w:t xml:space="preserve">Driving Question: Where do electric charges come from? Why does a rubbed balloon attract or repel other objects? Write your own Final Explanation of the mysterious balloon. Use evidence from your lessons: the balloon-and-hair data (20 strokes, hair rising about 5 cm, balloon sticking to the wall for about 3 minutes, paper pieces jumping at about 2 cm), the rods and strips, the triboelectric order, the conduction test, the electroscope readings, and the humidity data from Nairobi and Mombasa. Answer each section in full sentences. Use the words electric charge, electron transfer, electrostatic force, conductor, insulator, induction and earthing correctly. Draw labelled particle-level diagrams where asked. Say which lesson or observation each piece of evidence comes from. Remember that only electrons move in solids.</w:t>
             </w:r>
           </w:p>
         </w:tc>
@@ -481,7 +481,7 @@
                 <w:sz w:val="22"/>
                 <w:szCs w:val="22"/>
               </w:rPr>
-              <w:t xml:space="preserve">Part 1: How Charge Builds Up and Behaves on Different Materials</w:t>
+              <w:t xml:space="preserve">Part 1: Where do electric charges come from?</w:t>
             </w:r>
           </w:p>
         </w:tc>
@@ -515,7 +515,7 @@
                 <w:sz w:val="18"/>
                 <w:szCs w:val="18"/>
               </w:rPr>
-              <w:t xml:space="preserve">Before the strike, the traders at Ol Kalou saw their arm hairs stand on end and heard their transistor radio crackle. (a) Using what you know about atoms, explain how objects become electrically charged and what the two types of charge are. (b) State the law of charges and use it to explain why the traders' arm hairs stood on end. (c) Use the idea of conductors and insulators to explain why the iron-roofed stall was struck but the wooden stall next to it was untouched. Support your answer with evidence from your friction and conductivity tests.</w:t>
+              <w:t xml:space="preserve">Describe the balloon-and-hair phenomenon in Lesson 1 in your own words. Then explain where the electric charges on the balloon and hair come from. In your answer: (a) describe what atoms contain and why a normal atom is neutral, using the charge values you met; (b) explain what happens to electrons and protons when the balloon is rubbed on dry hair; (c) use the triboelectric order to say why the balloon becomes negative and the hair positive; (d) explain why we say charge is conserved and not created, using the number of electrons moved and the number of atoms in a balloon.</w:t>
             </w:r>
           </w:p>
         </w:tc>
@@ -611,7 +611,7 @@
                 <w:sz w:val="22"/>
                 <w:szCs w:val="22"/>
               </w:rPr>
-              <w:t xml:space="preserve">Part 2: Charging Without Touching - Induction and Earthing</w:t>
+              <w:t xml:space="preserve">Part 2: Why does the balloon attract or repel? Hair, balloon and the rule of forces</w:t>
             </w:r>
           </w:p>
         </w:tc>
@@ -645,7 +645,7 @@
                 <w:sz w:val="18"/>
                 <w:szCs w:val="18"/>
               </w:rPr>
-              <w:t xml:space="preserve">The iron roof never touched the storm cloud, yet it gained charge. (a) Describe what you observed when a charged PVC pipe was brought near, without touching, the foil electroscope, and what happened when you touched the electroscope ball with your finger and removed the finger before removing the pipe. (b) Using these observations, explain step by step how the iron roof became charged by induction, including the sign of the charge on its upper surface. (c) Explain what earthing is, and how the lightning conductor on the district offices and the drag chain on a fuel tanker on Mombasa Road use it. (d) Explain why the wooden stall could not be charged by induction.</w:t>
+              <w:t xml:space="preserve">Explain why (a) the two rubbed balloons on threads pushed apart, and (b) the hair strands rise and are pulled toward the balloon. Use the results from the rods and strips (polythene strip and perspex rod) as evidence for the rule you use. Then explain why the balloon keeps its charge for about 3 minutes on a dry day rather than losing it at once, using what you found in the conduction test with the 3 V cell and bulb. Name the type of force involved.</w:t>
             </w:r>
           </w:p>
         </w:tc>
@@ -741,7 +741,7 @@
                 <w:sz w:val="22"/>
                 <w:szCs w:val="22"/>
               </w:rPr>
-              <w:t xml:space="preserve">Part 3: Forces Across Empty Space - Coulomb's Law</w:t>
+              <w:t xml:space="preserve">Part 3: Why do neutral paper and the wall get attracted? Contact, induction and earthing</w:t>
             </w:r>
           </w:p>
         </w:tc>
@@ -775,7 +775,7 @@
                 <w:sz w:val="18"/>
                 <w:szCs w:val="18"/>
               </w:rPr>
-              <w:t xml:space="preserve">Charged objects push and pull on each other without touching. (a) Describe what you observed about the force between two charged balloons as their distance changed, and what your F against 1/r^2 graph showed. (b) Write Coulomb's law and explain what happens to the force if the distance is doubled, and if one of the charges is doubled. (c) Use Coulomb's law to explain why the iron roof, and not the wooden stall, was the structure the cloud acted on most strongly, and why the lightning conductor could intercept the discharge. (d) How does this idea help explain the force acting on charges in the traders' hairs and why the force acts across empty space?</w:t>
+              <w:t xml:space="preserve">The paper pieces and the wall are neutral, yet the balloon attracts them. (a) Using a particle-level diagram and words, explain why neutral paper and wall are attracted but never repelled. (b) Explain why some paper pieces fall off after touching the balloon, using what you saw with the electroscope and the polythene strip touching the cap. (c) Compare charging by contact with charging by induction with earthing: which sign does each give, and what does earthing do? Use the electroscope observations as evidence.</w:t>
             </w:r>
           </w:p>
         </w:tc>
@@ -871,7 +871,7 @@
                 <w:sz w:val="22"/>
                 <w:szCs w:val="22"/>
               </w:rPr>
-              <w:t xml:space="preserve">Part 4: Storing and Releasing Energy - Capacitors</w:t>
+              <w:t xml:space="preserve">Part 4: Charge on conductors, sparks, humidity and detecting charge</w:t>
             </w:r>
           </w:p>
         </w:tc>
@@ -905,7 +905,7 @@
                 <w:sz w:val="18"/>
                 <w:szCs w:val="18"/>
               </w:rPr>
-              <w:t xml:space="preserve">(a) Describe how you built and tested your foil capacitor, and what you observed when you changed plate area and plate separation. How did the LED show that energy had been stored? (b) Write the definition of capacitance and the formula for the energy stored in a capacitor. Explain, using the Q-V graph, why the energy has a factor of one half and why doubling the voltage has the effect it does. (c) Explain how the storm cloud and the iron roof acted like a capacitor, and use this to explain why the discharge could melt iron sheet. (d) Why does the lightning conductor provide a safer way to release this energy?</w:t>
+              <w:t xml:space="preserve">(a) Using the proof-plane and electroscope readings (hollow metal can; pear-shaped conductor), explain where charge sits on a conductor. Then explain how this accounts for the small shock felt on a dry Nairobi day (for example, Wanjiru's shock after combing her hair) and for lightning conductors in Kericho and Kisumu. (b) Explain why Amina's balloon hardly works in Mombasa but works well in dry Nairobi, using the humidity figures. (c) Explain how a gold-leaf electroscope shows that the balloon is charged, how you can tell the sign of a charge, and what a bigger leaf angle tells you.</w:t>
             </w:r>
           </w:p>
         </w:tc>
@@ -1001,7 +1001,7 @@
                 <w:sz w:val="22"/>
                 <w:szCs w:val="22"/>
               </w:rPr>
-              <w:t xml:space="preserve">Part 5: Putting It Together - Explaining Ol Kalou and Using Electrostatics in Kenya</w:t>
+              <w:t xml:space="preserve">Part 5: Applications and your complete Final Explanation</w:t>
             </w:r>
           </w:p>
         </w:tc>
@@ -1035,7 +1035,7 @@
                 <w:sz w:val="18"/>
                 <w:szCs w:val="18"/>
               </w:rPr>
-              <w:t xml:space="preserve">Write a complete explanation of the Ol Kalou Market lightning strike, in order from the build-up of charge to the final discharge. Your explanation must link charge separation, induction, Coulomb force, conductors and insulators, energy storage and the lightning conductor. Then choose one Kenyan application of electrostatics from the group presentations (for example electrostatic precipitators at Athi River, photocopiers in Kisumu, spray-painting booths on Mombasa Road or lightning conductors in Nyandarua) and explain which of the same ideas it uses to protect communities or power technology.</w:t>
+              <w:t xml:space="preserve">(a) Choose TWO applications from lightning conductors in Kericho and Kisumu, fuel tanker earthing at Nairobi petrol depots, photocopiers, and electrostatic precipitators at Athi River cement factories. For each one, explain which electrostatics idea from the unit it uses. (b) Now write a short, connected answer to the Driving Question: Where do electric charges come from? Why does a rubbed balloon attract or repel other objects? Include hair, the wall, paper, humidity, and how your thinking changed from your Lesson 1 model.</w:t>
             </w:r>
           </w:p>
         </w:tc>
@@ -1299,7 +1299,7 @@
                 <w:sz w:val="18"/>
                 <w:szCs w:val="18"/>
               </w:rPr>
-              <w:t xml:space="preserve">Use of evidence from the lessons</w:t>
+              <w:t xml:space="preserve">Origin of charge (electron transfer and conservation)</w:t>
             </w:r>
           </w:p>
         </w:tc>
@@ -1331,7 +1331,7 @@
                 <w:sz w:val="18"/>
                 <w:szCs w:val="18"/>
               </w:rPr>
-              <w:t xml:space="preserve">Cites specific observations from several lessons (balloons, comb, conductivity tests, electroscope, foil capacitor and LED) and connects each to the Ol Kalou event.</w:t>
+              <w:t xml:space="preserve">Clearly explains that charges come from electrons already in atoms, that electrons move from hair to latex and protons stay put, uses the triboelectric order and the 1 nC, 6 x 10^9 electrons, 10^23 atoms figures, and states that charge is transferred, not created.</w:t>
             </w:r>
           </w:p>
         </w:tc>
@@ -1363,7 +1363,7 @@
                 <w:sz w:val="18"/>
                 <w:szCs w:val="18"/>
               </w:rPr>
-              <w:t xml:space="preserve">Cites some evidence from the lessons and links most of it to the Ol Kalou event.</w:t>
+              <w:t xml:space="preserve">Explains that electrons transfer from hair to balloon so the balloon is negative and hair positive, and mentions that charge is conserved, but gives few or no numbers or no reason from the triboelectric order.</w:t>
             </w:r>
           </w:p>
         </w:tc>
@@ -1395,7 +1395,7 @@
                 <w:sz w:val="18"/>
                 <w:szCs w:val="18"/>
               </w:rPr>
-              <w:t xml:space="preserve">Gives little or general evidence, or does not link it to the Ol Kalou event.</w:t>
+              <w:t xml:space="preserve">Says that rubbing creates charge or does not say what moves, or mixes up which object is positive and which is negative.</w:t>
             </w:r>
           </w:p>
         </w:tc>
@@ -1429,7 +1429,7 @@
                 <w:sz w:val="18"/>
                 <w:szCs w:val="18"/>
               </w:rPr>
-              <w:t xml:space="preserve">Scientific accuracy of concepts</w:t>
+              <w:t xml:space="preserve">Attraction and repulsion, including neutral objects</w:t>
             </w:r>
           </w:p>
         </w:tc>
@@ -1461,7 +1461,7 @@
                 <w:sz w:val="18"/>
                 <w:szCs w:val="18"/>
               </w:rPr>
-              <w:t xml:space="preserve">Correctly explains electron transfer, the law of charges, conductors and insulators, induction, earthing, Coulomb's law and capacitor energy with correct signs, formulas and units.</w:t>
+              <w:t xml:space="preserve">Uses like-repel and unlike-attract with evidence from the rods and strips, and explains attraction of neutral paper and wall by induction (charge separation, nearer charge attracts more), with a labelled particle diagram and the point that neutral objects are never repelled.</w:t>
             </w:r>
           </w:p>
         </w:tc>
@@ -1493,7 +1493,7 @@
                 <w:sz w:val="18"/>
                 <w:szCs w:val="18"/>
               </w:rPr>
-              <w:t xml:space="preserve">Explains most concepts correctly with small errors in wording, signs or units.</w:t>
+              <w:t xml:space="preserve">Applies the rule to balloons and hair and mentions that neutral objects are attracted because of charge separation, but with limited detail or no diagram.</w:t>
             </w:r>
           </w:p>
         </w:tc>
@@ -1525,7 +1525,7 @@
                 <w:sz w:val="18"/>
                 <w:szCs w:val="18"/>
               </w:rPr>
-              <w:t xml:space="preserve">Shows major misconceptions, such as charges being created, or confuses the formulas.</w:t>
+              <w:t xml:space="preserve">Only describes attraction and repulsion without giving a cause, or says that neutral objects are repelled or that positive charge moves.</w:t>
             </w:r>
           </w:p>
         </w:tc>
@@ -1559,7 +1559,7 @@
                 <w:sz w:val="18"/>
                 <w:szCs w:val="18"/>
               </w:rPr>
-              <w:t xml:space="preserve">Explaining the phenomenon as a cause-and-effect chain</w:t>
+              <w:t xml:space="preserve">Conductors, insulators, charging methods and distribution</w:t>
             </w:r>
           </w:p>
         </w:tc>
@@ -1591,7 +1591,7 @@
                 <w:sz w:val="18"/>
                 <w:szCs w:val="18"/>
               </w:rPr>
-              <w:t xml:space="preserve">Gives a complete, correctly ordered explanation from charge build-up to discharge that answers all the puzzles: hairs, radio, iron roof versus wooden stall, and lightning conductor.</w:t>
+              <w:t xml:space="preserve">Correctly links free versus tightly bound electrons to the conduction test and to the balloon keeping its charge, and compares contact (same sign) with induction and earthing (opposite sign). Explains charge on outer surfaces and at points with point discharge, using the electroscope and proof-plane readings.</w:t>
             </w:r>
           </w:p>
         </w:tc>
@@ -1623,7 +1623,7 @@
                 <w:sz w:val="18"/>
                 <w:szCs w:val="18"/>
               </w:rPr>
-              <w:t xml:space="preserve">Gives an ordered explanation that answers most of the puzzles but misses a link.</w:t>
+              <w:t xml:space="preserve">Correctly states the difference between conductors and insulators and between contact and induction, and gives some of the readings, with some gaps in explaining distribution or earthing.</w:t>
             </w:r>
           </w:p>
         </w:tc>
@@ -1655,7 +1655,7 @@
                 <w:sz w:val="18"/>
                 <w:szCs w:val="18"/>
               </w:rPr>
-              <w:t xml:space="preserve">Lists ideas without a clear order or leaves most puzzles unanswered.</w:t>
+              <w:t xml:space="preserve">Confuses conductors with insulators or contact with induction, or gives no use of the readings.</w:t>
             </w:r>
           </w:p>
         </w:tc>
@@ -1689,7 +1689,7 @@
                 <w:sz w:val="18"/>
                 <w:szCs w:val="18"/>
               </w:rPr>
-              <w:t xml:space="preserve">Quantitative reasoning and use of equations</w:t>
+              <w:t xml:space="preserve">Detection, humidity and applications</w:t>
             </w:r>
           </w:p>
         </w:tc>
@@ -1721,7 +1721,7 @@
                 <w:sz w:val="18"/>
                 <w:szCs w:val="18"/>
               </w:rPr>
-              <w:t xml:space="preserve">States F = kQ1Q2/r^2, C = Q/V and E = 1/2 CV^2 correctly and explains effects of doubling quantities, including the Q-V graph area.</w:t>
+              <w:t xml:space="preserve">Explains the electroscope (same sign on leaf and stem, bigger angle means more charge, sign test, earthing), explains humidity using 35% and 80% and the 3 minutes against under 30 seconds figures, and links two applications to the correct idea.</w:t>
             </w:r>
           </w:p>
         </w:tc>
@@ -1753,7 +1753,7 @@
                 <w:sz w:val="18"/>
                 <w:szCs w:val="18"/>
               </w:rPr>
-              <w:t xml:space="preserve">States the equations correctly and explains most proportional effects.</w:t>
+              <w:t xml:space="preserve">Explains how the electroscope detects charge and mentions humidity and one application correctly, with few data values.</w:t>
             </w:r>
           </w:p>
         </w:tc>
@@ -1785,7 +1785,7 @@
                 <w:sz w:val="18"/>
                 <w:szCs w:val="18"/>
               </w:rPr>
-              <w:t xml:space="preserve">Equations are missing or incorrect, or proportional effects are wrong.</w:t>
+              <w:t xml:space="preserve">Does not explain how the electroscope works or the effect of humidity, or applications are not linked to electrostatics ideas.</w:t>
             </w:r>
           </w:p>
         </w:tc>
@@ -1819,7 +1819,7 @@
                 <w:sz w:val="18"/>
                 <w:szCs w:val="18"/>
               </w:rPr>
-              <w:t xml:space="preserve">Application to Kenyan technology and communication</w:t>
+              <w:t xml:space="preserve">Use of evidence, vocabulary and coherence</w:t>
             </w:r>
           </w:p>
         </w:tc>
@@ -1851,7 +1851,7 @@
                 <w:sz w:val="18"/>
                 <w:szCs w:val="18"/>
               </w:rPr>
-              <w:t xml:space="preserve">Clearly links one Kenyan application to the same physics ideas, with clear writing and accurate scientific vocabulary.</w:t>
+              <w:t xml:space="preserve">Uses exact data and lesson evidence, uses terms such as electric charge, electrostatic force, discharge, earthing and induction accurately, and gives a connected final answer that shows how the Lesson 1 model has changed.</w:t>
             </w:r>
           </w:p>
         </w:tc>
@@ -1883,7 +1883,7 @@
                 <w:sz w:val="18"/>
                 <w:szCs w:val="18"/>
               </w:rPr>
-              <w:t xml:space="preserve">Names an application and links it to some of the ideas, with generally clear writing.</w:t>
+              <w:t xml:space="preserve">Uses most evidence and terms correctly and gives a mostly connected answer.</w:t>
             </w:r>
           </w:p>
         </w:tc>
@@ -1915,7 +1915,7 @@
                 <w:sz w:val="18"/>
                 <w:szCs w:val="18"/>
               </w:rPr>
-              <w:t xml:space="preserve">Names an application without linking it to the physics, or writing is unclear.</w:t>
+              <w:t xml:space="preserve">Uses little evidence or incorrect terms such as static electricity as an explanation, and the answer is disconnected.</w:t>
             </w:r>
           </w:p>
         </w:tc>
@@ -2039,7 +2039,7 @@
         </w:rPr>
         <w:t xml:space="preserve">© 2026 SeaVuria and ARES. This work is licensed under a </w:t>
       </w:r>
-      <w:hyperlink w:history="1" r:id="rId0yucs6rom77jk4jx3pcmf">
+      <w:hyperlink w:history="1" r:id="rIdrtztgxdpviuepleaa2ea2">
         <w:r>
           <w:rPr>
             <w:rFonts w:ascii="Arial" w:cs="Arial" w:eastAsia="Arial" w:hAnsi="Arial"/>
@@ -2059,7 +2059,7 @@
         </w:rPr>
         <w:t xml:space="preserve"> (</w:t>
       </w:r>
-      <w:hyperlink w:history="1" r:id="rId9vvqgg1xgxmd1wskafkke">
+      <w:hyperlink w:history="1" r:id="rIdxkukidspdyiyt6pwg5tuh">
         <w:r>
           <w:rPr>
             <w:rFonts w:ascii="Arial" w:cs="Arial" w:eastAsia="Arial" w:hAnsi="Arial"/>
@@ -2079,7 +2079,7 @@
         </w:rPr>
         <w:t xml:space="preserve">). To view a copy of this license, visit </w:t>
       </w:r>
-      <w:hyperlink w:history="1" r:id="rId0vsca_hfmlp3x44z9zxft">
+      <w:hyperlink w:history="1" r:id="rIdvrgnuzh3w9pinxjvl_qzi">
         <w:r>
           <w:rPr>
             <w:rFonts w:ascii="Arial" w:cs="Arial" w:eastAsia="Arial" w:hAnsi="Arial"/>

--- a/data/outputs/v2/Physics/SS3.4_Electrostatics/Physics_Electrostatics_FinalExplanation.docx
+++ b/data/outputs/v2/Physics/SS3.4_Electrostatics/Physics_Electrostatics_FinalExplanation.docx
@@ -4,6 +4,7 @@
   <w:body>
     <w:p>
       <w:pPr>
+        <w:keepNext w:val="false"/>
         <w:spacing w:after="30" w:before="0"/>
         <w:jc w:val="center"/>
       </w:pPr>
@@ -23,6 +24,7 @@
     </w:p>
     <w:p>
       <w:pPr>
+        <w:keepNext w:val="false"/>
         <w:spacing w:after="60" w:before="0"/>
         <w:jc w:val="center"/>
       </w:pPr>
@@ -81,6 +83,7 @@
           </w:tcPr>
           <w:p>
             <w:pPr>
+              <w:keepNext w:val="false"/>
               <w:spacing w:after="40" w:before="0"/>
               <w:jc w:val="center"/>
             </w:pPr>
@@ -116,6 +119,7 @@
           </w:tcPr>
           <w:p>
             <w:pPr>
+              <w:keepNext w:val="false"/>
               <w:spacing w:after="40" w:before="0"/>
               <w:jc w:val="center"/>
             </w:pPr>
@@ -150,6 +154,7 @@
           </w:tcPr>
           <w:p>
             <w:pPr>
+              <w:keepNext w:val="false"/>
               <w:spacing w:after="40" w:before="0"/>
               <w:jc w:val="left"/>
             </w:pPr>
@@ -182,6 +187,7 @@
           </w:tcPr>
           <w:p>
             <w:pPr>
+              <w:keepNext w:val="false"/>
               <w:spacing w:after="40" w:before="0"/>
               <w:jc w:val="left"/>
             </w:pPr>
@@ -216,6 +222,7 @@
           </w:tcPr>
           <w:p>
             <w:pPr>
+              <w:keepNext w:val="false"/>
               <w:spacing w:after="40" w:before="0"/>
               <w:jc w:val="left"/>
             </w:pPr>
@@ -248,6 +255,7 @@
           </w:tcPr>
           <w:p>
             <w:pPr>
+              <w:keepNext w:val="false"/>
               <w:spacing w:after="40" w:before="0"/>
               <w:jc w:val="left"/>
             </w:pPr>
@@ -282,6 +290,7 @@
           </w:tcPr>
           <w:p>
             <w:pPr>
+              <w:keepNext w:val="false"/>
               <w:spacing w:after="40" w:before="0"/>
               <w:jc w:val="left"/>
             </w:pPr>
@@ -314,6 +323,7 @@
           </w:tcPr>
           <w:p>
             <w:pPr>
+              <w:keepNext w:val="false"/>
               <w:spacing w:after="40" w:before="0"/>
               <w:jc w:val="left"/>
             </w:pPr>
@@ -374,6 +384,7 @@
           </w:tcPr>
           <w:p>
             <w:pPr>
+              <w:keepNext w:val="false"/>
               <w:spacing w:after="40" w:before="0"/>
               <w:jc w:val="center"/>
             </w:pPr>
@@ -408,6 +419,7 @@
           </w:tcPr>
           <w:p>
             <w:pPr>
+              <w:keepNext w:val="false"/>
               <w:spacing w:after="40" w:before="0"/>
               <w:jc w:val="left"/>
             </w:pPr>
@@ -467,6 +479,7 @@
           </w:tcPr>
           <w:p>
             <w:pPr>
+              <w:keepNext/>
               <w:spacing w:after="40" w:before="0"/>
               <w:jc w:val="center"/>
             </w:pPr>
@@ -501,6 +514,7 @@
           </w:tcPr>
           <w:p>
             <w:pPr>
+              <w:keepNext/>
               <w:spacing w:after="40" w:before="0"/>
               <w:jc w:val="left"/>
             </w:pPr>
@@ -538,6 +552,7 @@
           </w:tcPr>
           <w:p>
             <w:pPr>
+              <w:keepNext w:val="false"/>
               <w:spacing w:after="40" w:before="0"/>
               <w:jc w:val="left"/>
             </w:pPr>
@@ -597,6 +612,7 @@
           </w:tcPr>
           <w:p>
             <w:pPr>
+              <w:keepNext/>
               <w:spacing w:after="40" w:before="0"/>
               <w:jc w:val="center"/>
             </w:pPr>
@@ -631,6 +647,7 @@
           </w:tcPr>
           <w:p>
             <w:pPr>
+              <w:keepNext/>
               <w:spacing w:after="40" w:before="0"/>
               <w:jc w:val="left"/>
             </w:pPr>
@@ -668,6 +685,7 @@
           </w:tcPr>
           <w:p>
             <w:pPr>
+              <w:keepNext w:val="false"/>
               <w:spacing w:after="40" w:before="0"/>
               <w:jc w:val="left"/>
             </w:pPr>
@@ -727,6 +745,7 @@
           </w:tcPr>
           <w:p>
             <w:pPr>
+              <w:keepNext/>
               <w:spacing w:after="40" w:before="0"/>
               <w:jc w:val="center"/>
             </w:pPr>
@@ -761,6 +780,7 @@
           </w:tcPr>
           <w:p>
             <w:pPr>
+              <w:keepNext/>
               <w:spacing w:after="40" w:before="0"/>
               <w:jc w:val="left"/>
             </w:pPr>
@@ -798,6 +818,7 @@
           </w:tcPr>
           <w:p>
             <w:pPr>
+              <w:keepNext w:val="false"/>
               <w:spacing w:after="40" w:before="0"/>
               <w:jc w:val="left"/>
             </w:pPr>
@@ -857,6 +878,7 @@
           </w:tcPr>
           <w:p>
             <w:pPr>
+              <w:keepNext/>
               <w:spacing w:after="40" w:before="0"/>
               <w:jc w:val="center"/>
             </w:pPr>
@@ -891,6 +913,7 @@
           </w:tcPr>
           <w:p>
             <w:pPr>
+              <w:keepNext/>
               <w:spacing w:after="40" w:before="0"/>
               <w:jc w:val="left"/>
             </w:pPr>
@@ -928,6 +951,7 @@
           </w:tcPr>
           <w:p>
             <w:pPr>
+              <w:keepNext w:val="false"/>
               <w:spacing w:after="40" w:before="0"/>
               <w:jc w:val="left"/>
             </w:pPr>
@@ -987,6 +1011,7 @@
           </w:tcPr>
           <w:p>
             <w:pPr>
+              <w:keepNext/>
               <w:spacing w:after="40" w:before="0"/>
               <w:jc w:val="center"/>
             </w:pPr>
@@ -1021,6 +1046,7 @@
           </w:tcPr>
           <w:p>
             <w:pPr>
+              <w:keepNext/>
               <w:spacing w:after="40" w:before="0"/>
               <w:jc w:val="left"/>
             </w:pPr>
@@ -1058,6 +1084,7 @@
           </w:tcPr>
           <w:p>
             <w:pPr>
+              <w:keepNext w:val="false"/>
               <w:spacing w:after="40" w:before="0"/>
               <w:jc w:val="left"/>
             </w:pPr>
@@ -1121,6 +1148,7 @@
           </w:tcPr>
           <w:p>
             <w:pPr>
+              <w:keepNext w:val="false"/>
               <w:spacing w:after="40" w:before="0"/>
               <w:jc w:val="center"/>
             </w:pPr>
@@ -1155,6 +1183,7 @@
           </w:tcPr>
           <w:p>
             <w:pPr>
+              <w:keepNext w:val="false"/>
               <w:spacing w:after="40" w:before="0"/>
               <w:jc w:val="left"/>
             </w:pPr>
@@ -1187,6 +1216,7 @@
           </w:tcPr>
           <w:p>
             <w:pPr>
+              <w:keepNext w:val="false"/>
               <w:spacing w:after="40" w:before="0"/>
               <w:jc w:val="left"/>
             </w:pPr>
@@ -1219,6 +1249,7 @@
           </w:tcPr>
           <w:p>
             <w:pPr>
+              <w:keepNext w:val="false"/>
               <w:spacing w:after="40" w:before="0"/>
               <w:jc w:val="left"/>
             </w:pPr>
@@ -1251,6 +1282,7 @@
           </w:tcPr>
           <w:p>
             <w:pPr>
+              <w:keepNext w:val="false"/>
               <w:spacing w:after="40" w:before="0"/>
               <w:jc w:val="left"/>
             </w:pPr>
@@ -1285,6 +1317,7 @@
           </w:tcPr>
           <w:p>
             <w:pPr>
+              <w:keepNext w:val="false"/>
               <w:spacing w:after="40" w:before="0"/>
               <w:jc w:val="left"/>
             </w:pPr>
@@ -1317,6 +1350,7 @@
           </w:tcPr>
           <w:p>
             <w:pPr>
+              <w:keepNext w:val="false"/>
               <w:spacing w:after="40" w:before="0"/>
               <w:jc w:val="left"/>
             </w:pPr>
@@ -1349,6 +1383,7 @@
           </w:tcPr>
           <w:p>
             <w:pPr>
+              <w:keepNext w:val="false"/>
               <w:spacing w:after="40" w:before="0"/>
               <w:jc w:val="left"/>
             </w:pPr>
@@ -1381,6 +1416,7 @@
           </w:tcPr>
           <w:p>
             <w:pPr>
+              <w:keepNext w:val="false"/>
               <w:spacing w:after="40" w:before="0"/>
               <w:jc w:val="left"/>
             </w:pPr>
@@ -1415,6 +1451,7 @@
           </w:tcPr>
           <w:p>
             <w:pPr>
+              <w:keepNext w:val="false"/>
               <w:spacing w:after="40" w:before="0"/>
               <w:jc w:val="left"/>
             </w:pPr>
@@ -1447,6 +1484,7 @@
           </w:tcPr>
           <w:p>
             <w:pPr>
+              <w:keepNext w:val="false"/>
               <w:spacing w:after="40" w:before="0"/>
               <w:jc w:val="left"/>
             </w:pPr>
@@ -1479,6 +1517,7 @@
           </w:tcPr>
           <w:p>
             <w:pPr>
+              <w:keepNext w:val="false"/>
               <w:spacing w:after="40" w:before="0"/>
               <w:jc w:val="left"/>
             </w:pPr>
@@ -1511,6 +1550,7 @@
           </w:tcPr>
           <w:p>
             <w:pPr>
+              <w:keepNext w:val="false"/>
               <w:spacing w:after="40" w:before="0"/>
               <w:jc w:val="left"/>
             </w:pPr>
@@ -1545,6 +1585,7 @@
           </w:tcPr>
           <w:p>
             <w:pPr>
+              <w:keepNext w:val="false"/>
               <w:spacing w:after="40" w:before="0"/>
               <w:jc w:val="left"/>
             </w:pPr>
@@ -1577,6 +1618,7 @@
           </w:tcPr>
           <w:p>
             <w:pPr>
+              <w:keepNext w:val="false"/>
               <w:spacing w:after="40" w:before="0"/>
               <w:jc w:val="left"/>
             </w:pPr>
@@ -1609,6 +1651,7 @@
           </w:tcPr>
           <w:p>
             <w:pPr>
+              <w:keepNext w:val="false"/>
               <w:spacing w:after="40" w:before="0"/>
               <w:jc w:val="left"/>
             </w:pPr>
@@ -1641,6 +1684,7 @@
           </w:tcPr>
           <w:p>
             <w:pPr>
+              <w:keepNext w:val="false"/>
               <w:spacing w:after="40" w:before="0"/>
               <w:jc w:val="left"/>
             </w:pPr>
@@ -1675,6 +1719,7 @@
           </w:tcPr>
           <w:p>
             <w:pPr>
+              <w:keepNext w:val="false"/>
               <w:spacing w:after="40" w:before="0"/>
               <w:jc w:val="left"/>
             </w:pPr>
@@ -1707,6 +1752,7 @@
           </w:tcPr>
           <w:p>
             <w:pPr>
+              <w:keepNext w:val="false"/>
               <w:spacing w:after="40" w:before="0"/>
               <w:jc w:val="left"/>
             </w:pPr>
@@ -1739,6 +1785,7 @@
           </w:tcPr>
           <w:p>
             <w:pPr>
+              <w:keepNext w:val="false"/>
               <w:spacing w:after="40" w:before="0"/>
               <w:jc w:val="left"/>
             </w:pPr>
@@ -1771,6 +1818,7 @@
           </w:tcPr>
           <w:p>
             <w:pPr>
+              <w:keepNext w:val="false"/>
               <w:spacing w:after="40" w:before="0"/>
               <w:jc w:val="left"/>
             </w:pPr>
@@ -1805,6 +1853,7 @@
           </w:tcPr>
           <w:p>
             <w:pPr>
+              <w:keepNext w:val="false"/>
               <w:spacing w:after="40" w:before="0"/>
               <w:jc w:val="left"/>
             </w:pPr>
@@ -1837,6 +1886,7 @@
           </w:tcPr>
           <w:p>
             <w:pPr>
+              <w:keepNext w:val="false"/>
               <w:spacing w:after="40" w:before="0"/>
               <w:jc w:val="left"/>
             </w:pPr>
@@ -1869,6 +1919,7 @@
           </w:tcPr>
           <w:p>
             <w:pPr>
+              <w:keepNext w:val="false"/>
               <w:spacing w:after="40" w:before="0"/>
               <w:jc w:val="left"/>
             </w:pPr>
@@ -1901,6 +1952,7 @@
           </w:tcPr>
           <w:p>
             <w:pPr>
+              <w:keepNext w:val="false"/>
               <w:spacing w:after="40" w:before="0"/>
               <w:jc w:val="left"/>
             </w:pPr>
@@ -2039,7 +2091,7 @@
         </w:rPr>
         <w:t xml:space="preserve">© 2026 SeaVuria and ARES. This work is licensed under a </w:t>
       </w:r>
-      <w:hyperlink w:history="1" r:id="rIdrtztgxdpviuepleaa2ea2">
+      <w:hyperlink w:history="1" r:id="rIdhljbbo5koven7_bsczu23">
         <w:r>
           <w:rPr>
             <w:rFonts w:ascii="Arial" w:cs="Arial" w:eastAsia="Arial" w:hAnsi="Arial"/>
@@ -2059,7 +2111,7 @@
         </w:rPr>
         <w:t xml:space="preserve"> (</w:t>
       </w:r>
-      <w:hyperlink w:history="1" r:id="rIdxkukidspdyiyt6pwg5tuh">
+      <w:hyperlink w:history="1" r:id="rIdjqxhgvpr9z_9p2duycmz4">
         <w:r>
           <w:rPr>
             <w:rFonts w:ascii="Arial" w:cs="Arial" w:eastAsia="Arial" w:hAnsi="Arial"/>
@@ -2079,7 +2131,7 @@
         </w:rPr>
         <w:t xml:space="preserve">). To view a copy of this license, visit </w:t>
       </w:r>
-      <w:hyperlink w:history="1" r:id="rIdvrgnuzh3w9pinxjvl_qzi">
+      <w:hyperlink w:history="1" r:id="rIdbseieuyrsibp4tomdg0gl">
         <w:r>
           <w:rPr>
             <w:rFonts w:ascii="Arial" w:cs="Arial" w:eastAsia="Arial" w:hAnsi="Arial"/>

--- a/data/outputs/v2/Physics/SS3.4_Electrostatics/Physics_Electrostatics_FinalExplanation.docx
+++ b/data/outputs/v2/Physics/SS3.4_Electrostatics/Physics_Electrostatics_FinalExplanation.docx
@@ -2091,7 +2091,7 @@
         </w:rPr>
         <w:t xml:space="preserve">© 2026 SeaVuria and ARES. This work is licensed under a </w:t>
       </w:r>
-      <w:hyperlink w:history="1" r:id="rIdhljbbo5koven7_bsczu23">
+      <w:hyperlink w:history="1" r:id="rIdptgboqg4m2hil0_r4wzcl">
         <w:r>
           <w:rPr>
             <w:rFonts w:ascii="Arial" w:cs="Arial" w:eastAsia="Arial" w:hAnsi="Arial"/>
@@ -2111,7 +2111,7 @@
         </w:rPr>
         <w:t xml:space="preserve"> (</w:t>
       </w:r>
-      <w:hyperlink w:history="1" r:id="rIdjqxhgvpr9z_9p2duycmz4">
+      <w:hyperlink w:history="1" r:id="rIdyihvklhgjxmy5cbwcj_or">
         <w:r>
           <w:rPr>
             <w:rFonts w:ascii="Arial" w:cs="Arial" w:eastAsia="Arial" w:hAnsi="Arial"/>
@@ -2131,7 +2131,7 @@
         </w:rPr>
         <w:t xml:space="preserve">). To view a copy of this license, visit </w:t>
       </w:r>
-      <w:hyperlink w:history="1" r:id="rIdbseieuyrsibp4tomdg0gl">
+      <w:hyperlink w:history="1" r:id="rIdh_vemyj6vuwglfzg7snsz">
         <w:r>
           <w:rPr>
             <w:rFonts w:ascii="Arial" w:cs="Arial" w:eastAsia="Arial" w:hAnsi="Arial"/>
